--- a/信息概要.docx
+++ b/信息概要.docx
@@ -550,7 +550,6 @@
               <w:rPr>
                 <w:rFonts w:hint="eastAsia" w:ascii="仿宋" w:hAnsi="仿宋" w:eastAsia="仿宋"/>
                 <w:color w:val="000000" w:themeColor="text1"/>
-                <w:lang w:val="en-US" w:eastAsia="zh-CN"/>
                 <w14:textFill>
                   <w14:solidFill>
                     <w14:schemeClr w14:val="tx1"/>
@@ -732,22 +731,7 @@
                   </w14:solidFill>
                 </w14:textFill>
               </w:rPr>
-              <w:t>引入沉浸式交互设计，例如叙事式</w:t>
-            </w:r>
-            <w:bookmarkStart w:id="2" w:name="_GoBack"/>
-            <w:bookmarkEnd w:id="2"/>
-            <w:r>
-              <w:rPr>
-                <w:rFonts w:hint="eastAsia" w:ascii="仿宋" w:hAnsi="仿宋" w:eastAsia="仿宋"/>
-                <w:color w:val="000000" w:themeColor="text1"/>
-                <w:lang w:val="en-US" w:eastAsia="zh-CN"/>
-                <w14:textFill>
-                  <w14:solidFill>
-                    <w14:schemeClr w14:val="tx1"/>
-                  </w14:solidFill>
-                </w14:textFill>
-              </w:rPr>
-              <w:t>可视化模式，用户可以动态观察科学发展演变。</w:t>
+              <w:t>引入沉浸式交互设计，例如叙事式可视化模式，用户可以动态观察科学发展演变。</w:t>
             </w:r>
           </w:p>
         </w:tc>
@@ -917,72 +901,73 @@
           </w:p>
           <w:p>
             <w:pPr>
-              <w:rPr>
-                <w:rFonts w:hint="eastAsia" w:ascii="仿宋" w:hAnsi="仿宋" w:eastAsia="仿宋"/>
-                <w:color w:val="000000" w:themeColor="text1"/>
-                <w14:textFill>
-                  <w14:solidFill>
-                    <w14:schemeClr w14:val="tx1"/>
-                  </w14:solidFill>
-                </w14:textFill>
-              </w:rPr>
-            </w:pPr>
-          </w:p>
-          <w:p>
-            <w:pPr>
-              <w:rPr>
-                <w:rFonts w:hint="eastAsia" w:ascii="仿宋" w:hAnsi="仿宋" w:eastAsia="仿宋"/>
-                <w:color w:val="000000" w:themeColor="text1"/>
-                <w:lang w:val="en-US" w:eastAsia="zh-CN"/>
-                <w14:textFill>
-                  <w14:solidFill>
-                    <w14:schemeClr w14:val="tx1"/>
-                  </w14:solidFill>
-                </w14:textFill>
-              </w:rPr>
-            </w:pPr>
-            <w:r>
-              <w:rPr>
-                <w:rFonts w:hint="eastAsia" w:ascii="仿宋" w:hAnsi="仿宋" w:eastAsia="仿宋"/>
-                <w:color w:val="000000" w:themeColor="text1"/>
-                <w:lang w:val="en-US" w:eastAsia="zh-CN"/>
-                <w14:textFill>
-                  <w14:solidFill>
-                    <w14:schemeClr w14:val="tx1"/>
-                  </w14:solidFill>
-                </w14:textFill>
-              </w:rPr>
-              <w:t>所有地图均来自自高德地图的API调用，且已严格遵循相关审图要求。</w:t>
-            </w:r>
-          </w:p>
-          <w:p>
-            <w:pPr>
-              <w:rPr>
-                <w:rFonts w:hint="eastAsia" w:ascii="仿宋" w:hAnsi="仿宋" w:eastAsia="仿宋"/>
-                <w:color w:val="000000" w:themeColor="text1"/>
-                <w14:textFill>
-                  <w14:solidFill>
-                    <w14:schemeClr w14:val="tx1"/>
-                  </w14:solidFill>
-                </w14:textFill>
-              </w:rPr>
-            </w:pPr>
-          </w:p>
-          <w:p>
-            <w:pPr>
-              <w:rPr>
-                <w:rFonts w:hint="eastAsia" w:ascii="仿宋" w:hAnsi="仿宋" w:eastAsia="仿宋"/>
-                <w:color w:val="000000" w:themeColor="text1"/>
-                <w14:textFill>
-                  <w14:solidFill>
-                    <w14:schemeClr w14:val="tx1"/>
-                  </w14:solidFill>
-                </w14:textFill>
-              </w:rPr>
-            </w:pPr>
-          </w:p>
-          <w:p>
-            <w:pPr>
+              <w:numPr>
+                <w:ilvl w:val="0"/>
+                <w:numId w:val="3"/>
+              </w:numPr>
+              <w:spacing w:line="240" w:lineRule="auto"/>
+              <w:ind w:left="425" w:leftChars="0" w:hanging="425" w:firstLineChars="0"/>
+              <w:rPr>
+                <w:rFonts w:hint="eastAsia" w:ascii="仿宋" w:hAnsi="仿宋" w:eastAsia="仿宋"/>
+                <w:color w:val="000000" w:themeColor="text1"/>
+                <w14:textFill>
+                  <w14:solidFill>
+                    <w14:schemeClr w14:val="tx1"/>
+                  </w14:solidFill>
+                </w14:textFill>
+              </w:rPr>
+            </w:pPr>
+            <w:r>
+              <w:rPr>
+                <w:rFonts w:hint="eastAsia" w:ascii="仿宋" w:hAnsi="仿宋" w:eastAsia="仿宋"/>
+                <w:color w:val="000000" w:themeColor="text1"/>
+                <w14:textFill>
+                  <w14:solidFill>
+                    <w14:schemeClr w14:val="tx1"/>
+                  </w14:solidFill>
+                </w14:textFill>
+              </w:rPr>
+              <w:t>本作品涉及的所有地图均基于高德地图API调用生成，已严格遵循国家测绘地理信息局的相关规范，确保疆域表示准确、合规。地图审图号以高德地图官方提供的审图号为准。</w:t>
+            </w:r>
+          </w:p>
+          <w:p>
+            <w:pPr>
+              <w:numPr>
+                <w:ilvl w:val="0"/>
+                <w:numId w:val="3"/>
+              </w:numPr>
+              <w:spacing w:line="240" w:lineRule="auto"/>
+              <w:ind w:left="425" w:leftChars="0" w:hanging="425" w:firstLineChars="0"/>
+              <w:rPr>
+                <w:rFonts w:hint="eastAsia" w:ascii="仿宋" w:hAnsi="仿宋" w:eastAsia="仿宋"/>
+                <w:color w:val="000000" w:themeColor="text1"/>
+                <w14:textFill>
+                  <w14:solidFill>
+                    <w14:schemeClr w14:val="tx1"/>
+                  </w14:solidFill>
+                </w14:textFill>
+              </w:rPr>
+            </w:pPr>
+            <w:r>
+              <w:rPr>
+                <w:rFonts w:hint="eastAsia" w:ascii="仿宋" w:hAnsi="仿宋" w:eastAsia="仿宋"/>
+                <w:color w:val="000000" w:themeColor="text1"/>
+                <w14:textFill>
+                  <w14:solidFill>
+                    <w14:schemeClr w14:val="tx1"/>
+                  </w14:solidFill>
+                </w14:textFill>
+              </w:rPr>
+              <w:t>本作品中的AI智能助手模块通过合规调用Kimi开放平台（Moonshot AI）的API接口实现，主要用于提供古籍知识问答和智能交互功能，所有AI生成内容均经过严格的知识库校验。</w:t>
+            </w:r>
+          </w:p>
+          <w:p>
+            <w:pPr>
+              <w:numPr>
+                <w:numId w:val="0"/>
+              </w:numPr>
+              <w:spacing w:line="240" w:lineRule="auto"/>
+              <w:ind w:leftChars="0"/>
               <w:rPr>
                 <w:rFonts w:hint="eastAsia" w:ascii="仿宋" w:hAnsi="仿宋" w:eastAsia="仿宋"/>
                 <w:color w:val="000000" w:themeColor="text1"/>
@@ -1255,26 +1240,28 @@
             <w:pPr>
               <w:jc w:val="center"/>
               <w:rPr>
-                <w:rFonts w:hint="eastAsia" w:ascii="仿宋" w:hAnsi="仿宋" w:eastAsia="仿宋"/>
-                <w:color w:val="000000" w:themeColor="text1"/>
-                <w14:textFill>
-                  <w14:solidFill>
-                    <w14:schemeClr w14:val="tx1"/>
-                  </w14:solidFill>
-                </w14:textFill>
-              </w:rPr>
-            </w:pPr>
-            <w:r>
-              <w:rPr>
-                <w:rFonts w:hint="eastAsia" w:ascii="仿宋" w:hAnsi="仿宋" w:eastAsia="仿宋"/>
-                <w:color w:val="000000" w:themeColor="text1"/>
-                <w14:textFill>
-                  <w14:solidFill>
-                    <w14:schemeClr w14:val="tx1"/>
-                  </w14:solidFill>
-                </w14:textFill>
-              </w:rPr>
-              <w:t>姓名1</w:t>
+                <w:rFonts w:hint="default" w:ascii="仿宋" w:hAnsi="仿宋" w:eastAsia="仿宋"/>
+                <w:color w:val="000000" w:themeColor="text1"/>
+                <w:lang w:val="en-US" w:eastAsia="zh-CN"/>
+                <w14:textFill>
+                  <w14:solidFill>
+                    <w14:schemeClr w14:val="tx1"/>
+                  </w14:solidFill>
+                </w14:textFill>
+              </w:rPr>
+            </w:pPr>
+            <w:r>
+              <w:rPr>
+                <w:rFonts w:hint="eastAsia" w:ascii="仿宋" w:hAnsi="仿宋" w:eastAsia="仿宋"/>
+                <w:color w:val="000000" w:themeColor="text1"/>
+                <w:lang w:val="en-US" w:eastAsia="zh-CN"/>
+                <w14:textFill>
+                  <w14:solidFill>
+                    <w14:schemeClr w14:val="tx1"/>
+                  </w14:solidFill>
+                </w14:textFill>
+              </w:rPr>
+              <w:t>王奕菲</w:t>
             </w:r>
           </w:p>
         </w:tc>
@@ -1288,26 +1275,28 @@
             <w:pPr>
               <w:jc w:val="center"/>
               <w:rPr>
-                <w:rFonts w:hint="eastAsia" w:ascii="仿宋" w:hAnsi="仿宋" w:eastAsia="仿宋"/>
-                <w:color w:val="000000" w:themeColor="text1"/>
-                <w14:textFill>
-                  <w14:solidFill>
-                    <w14:schemeClr w14:val="tx1"/>
-                  </w14:solidFill>
-                </w14:textFill>
-              </w:rPr>
-            </w:pPr>
-            <w:r>
-              <w:rPr>
-                <w:rFonts w:hint="eastAsia" w:ascii="仿宋" w:hAnsi="仿宋" w:eastAsia="仿宋"/>
-                <w:color w:val="000000" w:themeColor="text1"/>
-                <w14:textFill>
-                  <w14:solidFill>
-                    <w14:schemeClr w14:val="tx1"/>
-                  </w14:solidFill>
-                </w14:textFill>
-              </w:rPr>
-              <w:t>姓名2</w:t>
+                <w:rFonts w:hint="default" w:ascii="仿宋" w:hAnsi="仿宋" w:eastAsia="仿宋"/>
+                <w:color w:val="000000" w:themeColor="text1"/>
+                <w:lang w:val="en-US" w:eastAsia="zh-CN"/>
+                <w14:textFill>
+                  <w14:solidFill>
+                    <w14:schemeClr w14:val="tx1"/>
+                  </w14:solidFill>
+                </w14:textFill>
+              </w:rPr>
+            </w:pPr>
+            <w:r>
+              <w:rPr>
+                <w:rFonts w:hint="eastAsia" w:ascii="仿宋" w:hAnsi="仿宋" w:eastAsia="仿宋"/>
+                <w:color w:val="000000" w:themeColor="text1"/>
+                <w:lang w:val="en-US" w:eastAsia="zh-CN"/>
+                <w14:textFill>
+                  <w14:solidFill>
+                    <w14:schemeClr w14:val="tx1"/>
+                  </w14:solidFill>
+                </w14:textFill>
+              </w:rPr>
+              <w:t>汤菊华</w:t>
             </w:r>
           </w:p>
         </w:tc>
@@ -1321,26 +1310,28 @@
             <w:pPr>
               <w:jc w:val="center"/>
               <w:rPr>
-                <w:rFonts w:hint="eastAsia" w:ascii="仿宋" w:hAnsi="仿宋" w:eastAsia="仿宋"/>
-                <w:color w:val="000000" w:themeColor="text1"/>
-                <w14:textFill>
-                  <w14:solidFill>
-                    <w14:schemeClr w14:val="tx1"/>
-                  </w14:solidFill>
-                </w14:textFill>
-              </w:rPr>
-            </w:pPr>
-            <w:r>
-              <w:rPr>
-                <w:rFonts w:hint="eastAsia" w:ascii="仿宋" w:hAnsi="仿宋" w:eastAsia="仿宋"/>
-                <w:color w:val="000000" w:themeColor="text1"/>
-                <w14:textFill>
-                  <w14:solidFill>
-                    <w14:schemeClr w14:val="tx1"/>
-                  </w14:solidFill>
-                </w14:textFill>
-              </w:rPr>
-              <w:t>姓名3</w:t>
+                <w:rFonts w:hint="default" w:ascii="仿宋" w:hAnsi="仿宋" w:eastAsia="仿宋"/>
+                <w:color w:val="000000" w:themeColor="text1"/>
+                <w:lang w:val="en-US" w:eastAsia="zh-CN"/>
+                <w14:textFill>
+                  <w14:solidFill>
+                    <w14:schemeClr w14:val="tx1"/>
+                  </w14:solidFill>
+                </w14:textFill>
+              </w:rPr>
+            </w:pPr>
+            <w:r>
+              <w:rPr>
+                <w:rFonts w:hint="eastAsia" w:ascii="仿宋" w:hAnsi="仿宋" w:eastAsia="仿宋"/>
+                <w:color w:val="000000" w:themeColor="text1"/>
+                <w:lang w:val="en-US" w:eastAsia="zh-CN"/>
+                <w14:textFill>
+                  <w14:solidFill>
+                    <w14:schemeClr w14:val="tx1"/>
+                  </w14:solidFill>
+                </w14:textFill>
+              </w:rPr>
+              <w:t>黄誉扬</w:t>
             </w:r>
           </w:p>
         </w:tc>
@@ -1354,15 +1345,29 @@
             <w:pPr>
               <w:jc w:val="center"/>
               <w:rPr>
-                <w:rFonts w:hint="eastAsia" w:ascii="仿宋" w:hAnsi="仿宋" w:eastAsia="仿宋"/>
-                <w:color w:val="000000" w:themeColor="text1"/>
-                <w14:textFill>
-                  <w14:solidFill>
-                    <w14:schemeClr w14:val="tx1"/>
-                  </w14:solidFill>
-                </w14:textFill>
-              </w:rPr>
-            </w:pPr>
+                <w:rFonts w:hint="default" w:ascii="仿宋" w:hAnsi="仿宋" w:eastAsia="仿宋"/>
+                <w:color w:val="000000" w:themeColor="text1"/>
+                <w:lang w:val="en-US" w:eastAsia="zh-CN"/>
+                <w14:textFill>
+                  <w14:solidFill>
+                    <w14:schemeClr w14:val="tx1"/>
+                  </w14:solidFill>
+                </w14:textFill>
+              </w:rPr>
+            </w:pPr>
+            <w:r>
+              <w:rPr>
+                <w:rFonts w:hint="eastAsia" w:ascii="仿宋" w:hAnsi="仿宋" w:eastAsia="仿宋"/>
+                <w:color w:val="000000" w:themeColor="text1"/>
+                <w:lang w:val="en-US" w:eastAsia="zh-CN"/>
+                <w14:textFill>
+                  <w14:solidFill>
+                    <w14:schemeClr w14:val="tx1"/>
+                  </w14:solidFill>
+                </w14:textFill>
+              </w:rPr>
+              <w:t>陈曦</w:t>
+            </w:r>
           </w:p>
         </w:tc>
         <w:tc>
@@ -1374,15 +1379,29 @@
             <w:pPr>
               <w:jc w:val="center"/>
               <w:rPr>
-                <w:rFonts w:hint="eastAsia" w:ascii="仿宋" w:hAnsi="仿宋" w:eastAsia="仿宋"/>
-                <w:color w:val="000000" w:themeColor="text1"/>
-                <w14:textFill>
-                  <w14:solidFill>
-                    <w14:schemeClr w14:val="tx1"/>
-                  </w14:solidFill>
-                </w14:textFill>
-              </w:rPr>
-            </w:pPr>
+                <w:rFonts w:hint="default" w:ascii="仿宋" w:hAnsi="仿宋" w:eastAsia="仿宋"/>
+                <w:color w:val="000000" w:themeColor="text1"/>
+                <w:lang w:val="en-US" w:eastAsia="zh-CN"/>
+                <w14:textFill>
+                  <w14:solidFill>
+                    <w14:schemeClr w14:val="tx1"/>
+                  </w14:solidFill>
+                </w14:textFill>
+              </w:rPr>
+            </w:pPr>
+            <w:r>
+              <w:rPr>
+                <w:rFonts w:hint="eastAsia" w:ascii="仿宋" w:hAnsi="仿宋" w:eastAsia="仿宋"/>
+                <w:color w:val="000000" w:themeColor="text1"/>
+                <w:lang w:val="en-US" w:eastAsia="zh-CN"/>
+                <w14:textFill>
+                  <w14:solidFill>
+                    <w14:schemeClr w14:val="tx1"/>
+                  </w14:solidFill>
+                </w14:textFill>
+              </w:rPr>
+              <w:t>张宸玮</w:t>
+            </w:r>
           </w:p>
         </w:tc>
       </w:tr>
@@ -1448,17 +1467,30 @@
           <w:p>
             <w:pPr>
               <w:ind w:right="244" w:rightChars="116"/>
-              <w:jc w:val="right"/>
-              <w:rPr>
-                <w:rFonts w:hint="eastAsia" w:ascii="仿宋" w:hAnsi="仿宋" w:eastAsia="仿宋"/>
-                <w:color w:val="000000" w:themeColor="text1"/>
-                <w14:textFill>
-                  <w14:solidFill>
-                    <w14:schemeClr w14:val="tx1"/>
-                  </w14:solidFill>
-                </w14:textFill>
-              </w:rPr>
-            </w:pPr>
+              <w:jc w:val="center"/>
+              <w:rPr>
+                <w:rFonts w:hint="eastAsia" w:ascii="仿宋" w:hAnsi="仿宋" w:eastAsia="仿宋"/>
+                <w:color w:val="000000" w:themeColor="text1"/>
+                <w14:textFill>
+                  <w14:solidFill>
+                    <w14:schemeClr w14:val="tx1"/>
+                  </w14:solidFill>
+                </w14:textFill>
+              </w:rPr>
+            </w:pPr>
+            <w:r>
+              <w:rPr>
+                <w:rFonts w:hint="eastAsia" w:ascii="仿宋" w:hAnsi="仿宋" w:eastAsia="仿宋"/>
+                <w:color w:val="000000" w:themeColor="text1"/>
+                <w:lang w:val="en-US" w:eastAsia="zh-CN"/>
+                <w14:textFill>
+                  <w14:solidFill>
+                    <w14:schemeClr w14:val="tx1"/>
+                  </w14:solidFill>
+                </w14:textFill>
+              </w:rPr>
+              <w:t>20</w:t>
+            </w:r>
             <w:r>
               <w:rPr>
                 <w:rFonts w:hint="eastAsia" w:ascii="仿宋" w:hAnsi="仿宋" w:eastAsia="仿宋"/>
@@ -1482,17 +1514,30 @@
           <w:p>
             <w:pPr>
               <w:ind w:right="244" w:rightChars="116"/>
-              <w:jc w:val="right"/>
-              <w:rPr>
-                <w:rFonts w:hint="eastAsia" w:ascii="仿宋" w:hAnsi="仿宋" w:eastAsia="仿宋"/>
-                <w:color w:val="000000" w:themeColor="text1"/>
-                <w14:textFill>
-                  <w14:solidFill>
-                    <w14:schemeClr w14:val="tx1"/>
-                  </w14:solidFill>
-                </w14:textFill>
-              </w:rPr>
-            </w:pPr>
+              <w:jc w:val="center"/>
+              <w:rPr>
+                <w:rFonts w:hint="eastAsia" w:ascii="仿宋" w:hAnsi="仿宋" w:eastAsia="仿宋"/>
+                <w:color w:val="000000" w:themeColor="text1"/>
+                <w14:textFill>
+                  <w14:solidFill>
+                    <w14:schemeClr w14:val="tx1"/>
+                  </w14:solidFill>
+                </w14:textFill>
+              </w:rPr>
+            </w:pPr>
+            <w:r>
+              <w:rPr>
+                <w:rFonts w:hint="eastAsia" w:ascii="仿宋" w:hAnsi="仿宋" w:eastAsia="仿宋"/>
+                <w:color w:val="000000" w:themeColor="text1"/>
+                <w:lang w:val="en-US" w:eastAsia="zh-CN"/>
+                <w14:textFill>
+                  <w14:solidFill>
+                    <w14:schemeClr w14:val="tx1"/>
+                  </w14:solidFill>
+                </w14:textFill>
+              </w:rPr>
+              <w:t>20</w:t>
+            </w:r>
             <w:r>
               <w:rPr>
                 <w:rFonts w:hint="eastAsia" w:ascii="仿宋" w:hAnsi="仿宋" w:eastAsia="仿宋"/>
@@ -1516,17 +1561,30 @@
           <w:p>
             <w:pPr>
               <w:ind w:right="244" w:rightChars="116"/>
-              <w:jc w:val="right"/>
-              <w:rPr>
-                <w:rFonts w:hint="eastAsia" w:ascii="仿宋" w:hAnsi="仿宋" w:eastAsia="仿宋"/>
-                <w:color w:val="000000" w:themeColor="text1"/>
-                <w14:textFill>
-                  <w14:solidFill>
-                    <w14:schemeClr w14:val="tx1"/>
-                  </w14:solidFill>
-                </w14:textFill>
-              </w:rPr>
-            </w:pPr>
+              <w:jc w:val="center"/>
+              <w:rPr>
+                <w:rFonts w:hint="eastAsia" w:ascii="仿宋" w:hAnsi="仿宋" w:eastAsia="仿宋"/>
+                <w:color w:val="000000" w:themeColor="text1"/>
+                <w14:textFill>
+                  <w14:solidFill>
+                    <w14:schemeClr w14:val="tx1"/>
+                  </w14:solidFill>
+                </w14:textFill>
+              </w:rPr>
+            </w:pPr>
+            <w:r>
+              <w:rPr>
+                <w:rFonts w:hint="eastAsia" w:ascii="仿宋" w:hAnsi="仿宋" w:eastAsia="仿宋"/>
+                <w:color w:val="000000" w:themeColor="text1"/>
+                <w:lang w:val="en-US" w:eastAsia="zh-CN"/>
+                <w14:textFill>
+                  <w14:solidFill>
+                    <w14:schemeClr w14:val="tx1"/>
+                  </w14:solidFill>
+                </w14:textFill>
+              </w:rPr>
+              <w:t>20</w:t>
+            </w:r>
             <w:r>
               <w:rPr>
                 <w:rFonts w:hint="eastAsia" w:ascii="仿宋" w:hAnsi="仿宋" w:eastAsia="仿宋"/>
@@ -1550,17 +1608,31 @@
           <w:p>
             <w:pPr>
               <w:ind w:right="244" w:rightChars="116"/>
-              <w:jc w:val="right"/>
-              <w:rPr>
-                <w:rFonts w:hint="eastAsia" w:ascii="仿宋" w:hAnsi="仿宋" w:eastAsia="仿宋"/>
-                <w:color w:val="000000" w:themeColor="text1"/>
-                <w14:textFill>
-                  <w14:solidFill>
-                    <w14:schemeClr w14:val="tx1"/>
-                  </w14:solidFill>
-                </w14:textFill>
-              </w:rPr>
-            </w:pPr>
+              <w:jc w:val="center"/>
+              <w:rPr>
+                <w:rFonts w:hint="default" w:ascii="仿宋" w:hAnsi="仿宋" w:eastAsia="仿宋"/>
+                <w:color w:val="000000" w:themeColor="text1"/>
+                <w:lang w:val="en-US" w:eastAsia="zh-CN"/>
+                <w14:textFill>
+                  <w14:solidFill>
+                    <w14:schemeClr w14:val="tx1"/>
+                  </w14:solidFill>
+                </w14:textFill>
+              </w:rPr>
+            </w:pPr>
+            <w:r>
+              <w:rPr>
+                <w:rFonts w:hint="eastAsia" w:ascii="仿宋" w:hAnsi="仿宋" w:eastAsia="仿宋"/>
+                <w:color w:val="000000" w:themeColor="text1"/>
+                <w:lang w:val="en-US" w:eastAsia="zh-CN"/>
+                <w14:textFill>
+                  <w14:solidFill>
+                    <w14:schemeClr w14:val="tx1"/>
+                  </w14:solidFill>
+                </w14:textFill>
+              </w:rPr>
+              <w:t>20%</w:t>
+            </w:r>
           </w:p>
         </w:tc>
         <w:tc>
@@ -1571,17 +1643,31 @@
           <w:p>
             <w:pPr>
               <w:ind w:right="244" w:rightChars="116"/>
-              <w:jc w:val="right"/>
-              <w:rPr>
-                <w:rFonts w:hint="eastAsia" w:ascii="仿宋" w:hAnsi="仿宋" w:eastAsia="仿宋"/>
-                <w:color w:val="000000" w:themeColor="text1"/>
-                <w14:textFill>
-                  <w14:solidFill>
-                    <w14:schemeClr w14:val="tx1"/>
-                  </w14:solidFill>
-                </w14:textFill>
-              </w:rPr>
-            </w:pPr>
+              <w:jc w:val="center"/>
+              <w:rPr>
+                <w:rFonts w:hint="default" w:ascii="仿宋" w:hAnsi="仿宋" w:eastAsia="仿宋"/>
+                <w:color w:val="000000" w:themeColor="text1"/>
+                <w:lang w:val="en-US" w:eastAsia="zh-CN"/>
+                <w14:textFill>
+                  <w14:solidFill>
+                    <w14:schemeClr w14:val="tx1"/>
+                  </w14:solidFill>
+                </w14:textFill>
+              </w:rPr>
+            </w:pPr>
+            <w:r>
+              <w:rPr>
+                <w:rFonts w:hint="eastAsia" w:ascii="仿宋" w:hAnsi="仿宋" w:eastAsia="仿宋"/>
+                <w:color w:val="000000" w:themeColor="text1"/>
+                <w:lang w:val="en-US" w:eastAsia="zh-CN"/>
+                <w14:textFill>
+                  <w14:solidFill>
+                    <w14:schemeClr w14:val="tx1"/>
+                  </w14:solidFill>
+                </w14:textFill>
+              </w:rPr>
+              <w:t>20%</w:t>
+            </w:r>
           </w:p>
         </w:tc>
       </w:tr>
@@ -1647,17 +1733,30 @@
           <w:p>
             <w:pPr>
               <w:ind w:right="244" w:rightChars="116"/>
-              <w:jc w:val="right"/>
-              <w:rPr>
-                <w:rFonts w:hint="eastAsia" w:ascii="仿宋" w:hAnsi="仿宋" w:eastAsia="仿宋"/>
-                <w:color w:val="000000" w:themeColor="text1"/>
-                <w14:textFill>
-                  <w14:solidFill>
-                    <w14:schemeClr w14:val="tx1"/>
-                  </w14:solidFill>
-                </w14:textFill>
-              </w:rPr>
-            </w:pPr>
+              <w:jc w:val="center"/>
+              <w:rPr>
+                <w:rFonts w:hint="eastAsia" w:ascii="仿宋" w:hAnsi="仿宋" w:eastAsia="仿宋"/>
+                <w:color w:val="000000" w:themeColor="text1"/>
+                <w14:textFill>
+                  <w14:solidFill>
+                    <w14:schemeClr w14:val="tx1"/>
+                  </w14:solidFill>
+                </w14:textFill>
+              </w:rPr>
+            </w:pPr>
+            <w:r>
+              <w:rPr>
+                <w:rFonts w:hint="eastAsia" w:ascii="仿宋" w:hAnsi="仿宋" w:eastAsia="仿宋"/>
+                <w:color w:val="000000" w:themeColor="text1"/>
+                <w:lang w:val="en-US" w:eastAsia="zh-CN"/>
+                <w14:textFill>
+                  <w14:solidFill>
+                    <w14:schemeClr w14:val="tx1"/>
+                  </w14:solidFill>
+                </w14:textFill>
+              </w:rPr>
+              <w:t>20</w:t>
+            </w:r>
             <w:r>
               <w:rPr>
                 <w:rFonts w:hint="eastAsia" w:ascii="仿宋" w:hAnsi="仿宋" w:eastAsia="仿宋"/>
@@ -1681,17 +1780,30 @@
           <w:p>
             <w:pPr>
               <w:ind w:right="244" w:rightChars="116"/>
-              <w:jc w:val="right"/>
-              <w:rPr>
-                <w:rFonts w:hint="eastAsia" w:ascii="仿宋" w:hAnsi="仿宋" w:eastAsia="仿宋"/>
-                <w:color w:val="000000" w:themeColor="text1"/>
-                <w14:textFill>
-                  <w14:solidFill>
-                    <w14:schemeClr w14:val="tx1"/>
-                  </w14:solidFill>
-                </w14:textFill>
-              </w:rPr>
-            </w:pPr>
+              <w:jc w:val="center"/>
+              <w:rPr>
+                <w:rFonts w:hint="eastAsia" w:ascii="仿宋" w:hAnsi="仿宋" w:eastAsia="仿宋"/>
+                <w:color w:val="000000" w:themeColor="text1"/>
+                <w14:textFill>
+                  <w14:solidFill>
+                    <w14:schemeClr w14:val="tx1"/>
+                  </w14:solidFill>
+                </w14:textFill>
+              </w:rPr>
+            </w:pPr>
+            <w:r>
+              <w:rPr>
+                <w:rFonts w:hint="eastAsia" w:ascii="仿宋" w:hAnsi="仿宋" w:eastAsia="仿宋"/>
+                <w:color w:val="000000" w:themeColor="text1"/>
+                <w:lang w:val="en-US" w:eastAsia="zh-CN"/>
+                <w14:textFill>
+                  <w14:solidFill>
+                    <w14:schemeClr w14:val="tx1"/>
+                  </w14:solidFill>
+                </w14:textFill>
+              </w:rPr>
+              <w:t>20</w:t>
+            </w:r>
             <w:r>
               <w:rPr>
                 <w:rFonts w:hint="eastAsia" w:ascii="仿宋" w:hAnsi="仿宋" w:eastAsia="仿宋"/>
@@ -1715,17 +1827,30 @@
           <w:p>
             <w:pPr>
               <w:ind w:right="244" w:rightChars="116"/>
-              <w:jc w:val="right"/>
-              <w:rPr>
-                <w:rFonts w:hint="eastAsia" w:ascii="仿宋" w:hAnsi="仿宋" w:eastAsia="仿宋"/>
-                <w:color w:val="000000" w:themeColor="text1"/>
-                <w14:textFill>
-                  <w14:solidFill>
-                    <w14:schemeClr w14:val="tx1"/>
-                  </w14:solidFill>
-                </w14:textFill>
-              </w:rPr>
-            </w:pPr>
+              <w:jc w:val="center"/>
+              <w:rPr>
+                <w:rFonts w:hint="eastAsia" w:ascii="仿宋" w:hAnsi="仿宋" w:eastAsia="仿宋"/>
+                <w:color w:val="000000" w:themeColor="text1"/>
+                <w14:textFill>
+                  <w14:solidFill>
+                    <w14:schemeClr w14:val="tx1"/>
+                  </w14:solidFill>
+                </w14:textFill>
+              </w:rPr>
+            </w:pPr>
+            <w:r>
+              <w:rPr>
+                <w:rFonts w:hint="eastAsia" w:ascii="仿宋" w:hAnsi="仿宋" w:eastAsia="仿宋"/>
+                <w:color w:val="000000" w:themeColor="text1"/>
+                <w:lang w:val="en-US" w:eastAsia="zh-CN"/>
+                <w14:textFill>
+                  <w14:solidFill>
+                    <w14:schemeClr w14:val="tx1"/>
+                  </w14:solidFill>
+                </w14:textFill>
+              </w:rPr>
+              <w:t>20</w:t>
+            </w:r>
             <w:r>
               <w:rPr>
                 <w:rFonts w:hint="eastAsia" w:ascii="仿宋" w:hAnsi="仿宋" w:eastAsia="仿宋"/>
@@ -1749,17 +1874,31 @@
           <w:p>
             <w:pPr>
               <w:ind w:right="244" w:rightChars="116"/>
-              <w:jc w:val="right"/>
-              <w:rPr>
-                <w:rFonts w:hint="eastAsia" w:ascii="仿宋" w:hAnsi="仿宋" w:eastAsia="仿宋"/>
-                <w:color w:val="000000" w:themeColor="text1"/>
-                <w14:textFill>
-                  <w14:solidFill>
-                    <w14:schemeClr w14:val="tx1"/>
-                  </w14:solidFill>
-                </w14:textFill>
-              </w:rPr>
-            </w:pPr>
+              <w:jc w:val="center"/>
+              <w:rPr>
+                <w:rFonts w:hint="default" w:ascii="仿宋" w:hAnsi="仿宋" w:eastAsia="仿宋"/>
+                <w:color w:val="000000" w:themeColor="text1"/>
+                <w:lang w:val="en-US" w:eastAsia="zh-CN"/>
+                <w14:textFill>
+                  <w14:solidFill>
+                    <w14:schemeClr w14:val="tx1"/>
+                  </w14:solidFill>
+                </w14:textFill>
+              </w:rPr>
+            </w:pPr>
+            <w:r>
+              <w:rPr>
+                <w:rFonts w:hint="eastAsia" w:ascii="仿宋" w:hAnsi="仿宋" w:eastAsia="仿宋"/>
+                <w:color w:val="000000" w:themeColor="text1"/>
+                <w:lang w:val="en-US" w:eastAsia="zh-CN"/>
+                <w14:textFill>
+                  <w14:solidFill>
+                    <w14:schemeClr w14:val="tx1"/>
+                  </w14:solidFill>
+                </w14:textFill>
+              </w:rPr>
+              <w:t>20%</w:t>
+            </w:r>
           </w:p>
         </w:tc>
         <w:tc>
@@ -1770,17 +1909,31 @@
           <w:p>
             <w:pPr>
               <w:ind w:right="244" w:rightChars="116"/>
-              <w:jc w:val="right"/>
-              <w:rPr>
-                <w:rFonts w:hint="eastAsia" w:ascii="仿宋" w:hAnsi="仿宋" w:eastAsia="仿宋"/>
-                <w:color w:val="000000" w:themeColor="text1"/>
-                <w14:textFill>
-                  <w14:solidFill>
-                    <w14:schemeClr w14:val="tx1"/>
-                  </w14:solidFill>
-                </w14:textFill>
-              </w:rPr>
-            </w:pPr>
+              <w:jc w:val="center"/>
+              <w:rPr>
+                <w:rFonts w:hint="default" w:ascii="仿宋" w:hAnsi="仿宋" w:eastAsia="仿宋"/>
+                <w:color w:val="000000" w:themeColor="text1"/>
+                <w:lang w:val="en-US" w:eastAsia="zh-CN"/>
+                <w14:textFill>
+                  <w14:solidFill>
+                    <w14:schemeClr w14:val="tx1"/>
+                  </w14:solidFill>
+                </w14:textFill>
+              </w:rPr>
+            </w:pPr>
+            <w:r>
+              <w:rPr>
+                <w:rFonts w:hint="eastAsia" w:ascii="仿宋" w:hAnsi="仿宋" w:eastAsia="仿宋"/>
+                <w:color w:val="000000" w:themeColor="text1"/>
+                <w:lang w:val="en-US" w:eastAsia="zh-CN"/>
+                <w14:textFill>
+                  <w14:solidFill>
+                    <w14:schemeClr w14:val="tx1"/>
+                  </w14:solidFill>
+                </w14:textFill>
+              </w:rPr>
+              <w:t>20%</w:t>
+            </w:r>
           </w:p>
         </w:tc>
       </w:tr>
@@ -1846,17 +1999,30 @@
           <w:p>
             <w:pPr>
               <w:ind w:right="244" w:rightChars="116"/>
-              <w:jc w:val="right"/>
-              <w:rPr>
-                <w:rFonts w:hint="eastAsia" w:ascii="仿宋" w:hAnsi="仿宋" w:eastAsia="仿宋"/>
-                <w:color w:val="000000" w:themeColor="text1"/>
-                <w14:textFill>
-                  <w14:solidFill>
-                    <w14:schemeClr w14:val="tx1"/>
-                  </w14:solidFill>
-                </w14:textFill>
-              </w:rPr>
-            </w:pPr>
+              <w:jc w:val="center"/>
+              <w:rPr>
+                <w:rFonts w:hint="eastAsia" w:ascii="仿宋" w:hAnsi="仿宋" w:eastAsia="仿宋"/>
+                <w:color w:val="000000" w:themeColor="text1"/>
+                <w14:textFill>
+                  <w14:solidFill>
+                    <w14:schemeClr w14:val="tx1"/>
+                  </w14:solidFill>
+                </w14:textFill>
+              </w:rPr>
+            </w:pPr>
+            <w:r>
+              <w:rPr>
+                <w:rFonts w:hint="eastAsia" w:ascii="仿宋" w:hAnsi="仿宋" w:eastAsia="仿宋"/>
+                <w:color w:val="000000" w:themeColor="text1"/>
+                <w:lang w:val="en-US" w:eastAsia="zh-CN"/>
+                <w14:textFill>
+                  <w14:solidFill>
+                    <w14:schemeClr w14:val="tx1"/>
+                  </w14:solidFill>
+                </w14:textFill>
+              </w:rPr>
+              <w:t>20</w:t>
+            </w:r>
             <w:r>
               <w:rPr>
                 <w:rFonts w:hint="eastAsia" w:ascii="仿宋" w:hAnsi="仿宋" w:eastAsia="仿宋"/>
@@ -1880,17 +2046,30 @@
           <w:p>
             <w:pPr>
               <w:ind w:right="244" w:rightChars="116"/>
-              <w:jc w:val="right"/>
-              <w:rPr>
-                <w:rFonts w:hint="eastAsia" w:ascii="仿宋" w:hAnsi="仿宋" w:eastAsia="仿宋"/>
-                <w:color w:val="000000" w:themeColor="text1"/>
-                <w14:textFill>
-                  <w14:solidFill>
-                    <w14:schemeClr w14:val="tx1"/>
-                  </w14:solidFill>
-                </w14:textFill>
-              </w:rPr>
-            </w:pPr>
+              <w:jc w:val="center"/>
+              <w:rPr>
+                <w:rFonts w:hint="eastAsia" w:ascii="仿宋" w:hAnsi="仿宋" w:eastAsia="仿宋"/>
+                <w:color w:val="000000" w:themeColor="text1"/>
+                <w14:textFill>
+                  <w14:solidFill>
+                    <w14:schemeClr w14:val="tx1"/>
+                  </w14:solidFill>
+                </w14:textFill>
+              </w:rPr>
+            </w:pPr>
+            <w:r>
+              <w:rPr>
+                <w:rFonts w:hint="eastAsia" w:ascii="仿宋" w:hAnsi="仿宋" w:eastAsia="仿宋"/>
+                <w:color w:val="000000" w:themeColor="text1"/>
+                <w:lang w:val="en-US" w:eastAsia="zh-CN"/>
+                <w14:textFill>
+                  <w14:solidFill>
+                    <w14:schemeClr w14:val="tx1"/>
+                  </w14:solidFill>
+                </w14:textFill>
+              </w:rPr>
+              <w:t>20</w:t>
+            </w:r>
             <w:r>
               <w:rPr>
                 <w:rFonts w:hint="eastAsia" w:ascii="仿宋" w:hAnsi="仿宋" w:eastAsia="仿宋"/>
@@ -1914,17 +2093,30 @@
           <w:p>
             <w:pPr>
               <w:ind w:right="244" w:rightChars="116"/>
-              <w:jc w:val="right"/>
-              <w:rPr>
-                <w:rFonts w:hint="eastAsia" w:ascii="仿宋" w:hAnsi="仿宋" w:eastAsia="仿宋"/>
-                <w:color w:val="000000" w:themeColor="text1"/>
-                <w14:textFill>
-                  <w14:solidFill>
-                    <w14:schemeClr w14:val="tx1"/>
-                  </w14:solidFill>
-                </w14:textFill>
-              </w:rPr>
-            </w:pPr>
+              <w:jc w:val="center"/>
+              <w:rPr>
+                <w:rFonts w:hint="eastAsia" w:ascii="仿宋" w:hAnsi="仿宋" w:eastAsia="仿宋"/>
+                <w:color w:val="000000" w:themeColor="text1"/>
+                <w14:textFill>
+                  <w14:solidFill>
+                    <w14:schemeClr w14:val="tx1"/>
+                  </w14:solidFill>
+                </w14:textFill>
+              </w:rPr>
+            </w:pPr>
+            <w:r>
+              <w:rPr>
+                <w:rFonts w:hint="eastAsia" w:ascii="仿宋" w:hAnsi="仿宋" w:eastAsia="仿宋"/>
+                <w:color w:val="000000" w:themeColor="text1"/>
+                <w:lang w:val="en-US" w:eastAsia="zh-CN"/>
+                <w14:textFill>
+                  <w14:solidFill>
+                    <w14:schemeClr w14:val="tx1"/>
+                  </w14:solidFill>
+                </w14:textFill>
+              </w:rPr>
+              <w:t>20</w:t>
+            </w:r>
             <w:r>
               <w:rPr>
                 <w:rFonts w:hint="eastAsia" w:ascii="仿宋" w:hAnsi="仿宋" w:eastAsia="仿宋"/>
@@ -1948,17 +2140,31 @@
           <w:p>
             <w:pPr>
               <w:ind w:right="244" w:rightChars="116"/>
-              <w:jc w:val="right"/>
-              <w:rPr>
-                <w:rFonts w:hint="eastAsia" w:ascii="仿宋" w:hAnsi="仿宋" w:eastAsia="仿宋"/>
-                <w:color w:val="000000" w:themeColor="text1"/>
-                <w14:textFill>
-                  <w14:solidFill>
-                    <w14:schemeClr w14:val="tx1"/>
-                  </w14:solidFill>
-                </w14:textFill>
-              </w:rPr>
-            </w:pPr>
+              <w:jc w:val="center"/>
+              <w:rPr>
+                <w:rFonts w:hint="default" w:ascii="仿宋" w:hAnsi="仿宋" w:eastAsia="仿宋"/>
+                <w:color w:val="000000" w:themeColor="text1"/>
+                <w:lang w:val="en-US" w:eastAsia="zh-CN"/>
+                <w14:textFill>
+                  <w14:solidFill>
+                    <w14:schemeClr w14:val="tx1"/>
+                  </w14:solidFill>
+                </w14:textFill>
+              </w:rPr>
+            </w:pPr>
+            <w:r>
+              <w:rPr>
+                <w:rFonts w:hint="eastAsia" w:ascii="仿宋" w:hAnsi="仿宋" w:eastAsia="仿宋"/>
+                <w:color w:val="000000" w:themeColor="text1"/>
+                <w:lang w:val="en-US" w:eastAsia="zh-CN"/>
+                <w14:textFill>
+                  <w14:solidFill>
+                    <w14:schemeClr w14:val="tx1"/>
+                  </w14:solidFill>
+                </w14:textFill>
+              </w:rPr>
+              <w:t>20%</w:t>
+            </w:r>
           </w:p>
         </w:tc>
         <w:tc>
@@ -1969,17 +2175,31 @@
           <w:p>
             <w:pPr>
               <w:ind w:right="244" w:rightChars="116"/>
-              <w:jc w:val="right"/>
-              <w:rPr>
-                <w:rFonts w:hint="eastAsia" w:ascii="仿宋" w:hAnsi="仿宋" w:eastAsia="仿宋"/>
-                <w:color w:val="000000" w:themeColor="text1"/>
-                <w14:textFill>
-                  <w14:solidFill>
-                    <w14:schemeClr w14:val="tx1"/>
-                  </w14:solidFill>
-                </w14:textFill>
-              </w:rPr>
-            </w:pPr>
+              <w:jc w:val="center"/>
+              <w:rPr>
+                <w:rFonts w:hint="default" w:ascii="仿宋" w:hAnsi="仿宋" w:eastAsia="仿宋"/>
+                <w:color w:val="000000" w:themeColor="text1"/>
+                <w:lang w:val="en-US" w:eastAsia="zh-CN"/>
+                <w14:textFill>
+                  <w14:solidFill>
+                    <w14:schemeClr w14:val="tx1"/>
+                  </w14:solidFill>
+                </w14:textFill>
+              </w:rPr>
+            </w:pPr>
+            <w:r>
+              <w:rPr>
+                <w:rFonts w:hint="eastAsia" w:ascii="仿宋" w:hAnsi="仿宋" w:eastAsia="仿宋"/>
+                <w:color w:val="000000" w:themeColor="text1"/>
+                <w:lang w:val="en-US" w:eastAsia="zh-CN"/>
+                <w14:textFill>
+                  <w14:solidFill>
+                    <w14:schemeClr w14:val="tx1"/>
+                  </w14:solidFill>
+                </w14:textFill>
+              </w:rPr>
+              <w:t>20%</w:t>
+            </w:r>
           </w:p>
         </w:tc>
       </w:tr>
@@ -2045,17 +2265,30 @@
           <w:p>
             <w:pPr>
               <w:ind w:right="244" w:rightChars="116"/>
-              <w:jc w:val="right"/>
-              <w:rPr>
-                <w:rFonts w:hint="eastAsia" w:ascii="仿宋" w:hAnsi="仿宋" w:eastAsia="仿宋"/>
-                <w:color w:val="000000" w:themeColor="text1"/>
-                <w14:textFill>
-                  <w14:solidFill>
-                    <w14:schemeClr w14:val="tx1"/>
-                  </w14:solidFill>
-                </w14:textFill>
-              </w:rPr>
-            </w:pPr>
+              <w:jc w:val="center"/>
+              <w:rPr>
+                <w:rFonts w:hint="eastAsia" w:ascii="仿宋" w:hAnsi="仿宋" w:eastAsia="仿宋"/>
+                <w:color w:val="000000" w:themeColor="text1"/>
+                <w14:textFill>
+                  <w14:solidFill>
+                    <w14:schemeClr w14:val="tx1"/>
+                  </w14:solidFill>
+                </w14:textFill>
+              </w:rPr>
+            </w:pPr>
+            <w:r>
+              <w:rPr>
+                <w:rFonts w:hint="eastAsia" w:ascii="仿宋" w:hAnsi="仿宋" w:eastAsia="仿宋"/>
+                <w:color w:val="000000" w:themeColor="text1"/>
+                <w:lang w:val="en-US" w:eastAsia="zh-CN"/>
+                <w14:textFill>
+                  <w14:solidFill>
+                    <w14:schemeClr w14:val="tx1"/>
+                  </w14:solidFill>
+                </w14:textFill>
+              </w:rPr>
+              <w:t>20</w:t>
+            </w:r>
             <w:r>
               <w:rPr>
                 <w:rFonts w:hint="eastAsia" w:ascii="仿宋" w:hAnsi="仿宋" w:eastAsia="仿宋"/>
@@ -2079,17 +2312,30 @@
           <w:p>
             <w:pPr>
               <w:ind w:right="244" w:rightChars="116"/>
-              <w:jc w:val="right"/>
-              <w:rPr>
-                <w:rFonts w:hint="eastAsia" w:ascii="仿宋" w:hAnsi="仿宋" w:eastAsia="仿宋"/>
-                <w:color w:val="000000" w:themeColor="text1"/>
-                <w14:textFill>
-                  <w14:solidFill>
-                    <w14:schemeClr w14:val="tx1"/>
-                  </w14:solidFill>
-                </w14:textFill>
-              </w:rPr>
-            </w:pPr>
+              <w:jc w:val="center"/>
+              <w:rPr>
+                <w:rFonts w:hint="eastAsia" w:ascii="仿宋" w:hAnsi="仿宋" w:eastAsia="仿宋"/>
+                <w:color w:val="000000" w:themeColor="text1"/>
+                <w14:textFill>
+                  <w14:solidFill>
+                    <w14:schemeClr w14:val="tx1"/>
+                  </w14:solidFill>
+                </w14:textFill>
+              </w:rPr>
+            </w:pPr>
+            <w:r>
+              <w:rPr>
+                <w:rFonts w:hint="eastAsia" w:ascii="仿宋" w:hAnsi="仿宋" w:eastAsia="仿宋"/>
+                <w:color w:val="000000" w:themeColor="text1"/>
+                <w:lang w:val="en-US" w:eastAsia="zh-CN"/>
+                <w14:textFill>
+                  <w14:solidFill>
+                    <w14:schemeClr w14:val="tx1"/>
+                  </w14:solidFill>
+                </w14:textFill>
+              </w:rPr>
+              <w:t>20</w:t>
+            </w:r>
             <w:r>
               <w:rPr>
                 <w:rFonts w:hint="eastAsia" w:ascii="仿宋" w:hAnsi="仿宋" w:eastAsia="仿宋"/>
@@ -2113,17 +2359,30 @@
           <w:p>
             <w:pPr>
               <w:ind w:right="244" w:rightChars="116"/>
-              <w:jc w:val="right"/>
-              <w:rPr>
-                <w:rFonts w:hint="eastAsia" w:ascii="仿宋" w:hAnsi="仿宋" w:eastAsia="仿宋"/>
-                <w:color w:val="000000" w:themeColor="text1"/>
-                <w14:textFill>
-                  <w14:solidFill>
-                    <w14:schemeClr w14:val="tx1"/>
-                  </w14:solidFill>
-                </w14:textFill>
-              </w:rPr>
-            </w:pPr>
+              <w:jc w:val="center"/>
+              <w:rPr>
+                <w:rFonts w:hint="eastAsia" w:ascii="仿宋" w:hAnsi="仿宋" w:eastAsia="仿宋"/>
+                <w:color w:val="000000" w:themeColor="text1"/>
+                <w14:textFill>
+                  <w14:solidFill>
+                    <w14:schemeClr w14:val="tx1"/>
+                  </w14:solidFill>
+                </w14:textFill>
+              </w:rPr>
+            </w:pPr>
+            <w:r>
+              <w:rPr>
+                <w:rFonts w:hint="eastAsia" w:ascii="仿宋" w:hAnsi="仿宋" w:eastAsia="仿宋"/>
+                <w:color w:val="000000" w:themeColor="text1"/>
+                <w:lang w:val="en-US" w:eastAsia="zh-CN"/>
+                <w14:textFill>
+                  <w14:solidFill>
+                    <w14:schemeClr w14:val="tx1"/>
+                  </w14:solidFill>
+                </w14:textFill>
+              </w:rPr>
+              <w:t>20</w:t>
+            </w:r>
             <w:r>
               <w:rPr>
                 <w:rFonts w:hint="eastAsia" w:ascii="仿宋" w:hAnsi="仿宋" w:eastAsia="仿宋"/>
@@ -2147,17 +2406,31 @@
           <w:p>
             <w:pPr>
               <w:ind w:right="244" w:rightChars="116"/>
-              <w:jc w:val="right"/>
-              <w:rPr>
-                <w:rFonts w:hint="eastAsia" w:ascii="仿宋" w:hAnsi="仿宋" w:eastAsia="仿宋"/>
-                <w:color w:val="000000" w:themeColor="text1"/>
-                <w14:textFill>
-                  <w14:solidFill>
-                    <w14:schemeClr w14:val="tx1"/>
-                  </w14:solidFill>
-                </w14:textFill>
-              </w:rPr>
-            </w:pPr>
+              <w:jc w:val="center"/>
+              <w:rPr>
+                <w:rFonts w:hint="default" w:ascii="仿宋" w:hAnsi="仿宋" w:eastAsia="仿宋"/>
+                <w:color w:val="000000" w:themeColor="text1"/>
+                <w:lang w:val="en-US" w:eastAsia="zh-CN"/>
+                <w14:textFill>
+                  <w14:solidFill>
+                    <w14:schemeClr w14:val="tx1"/>
+                  </w14:solidFill>
+                </w14:textFill>
+              </w:rPr>
+            </w:pPr>
+            <w:r>
+              <w:rPr>
+                <w:rFonts w:hint="eastAsia" w:ascii="仿宋" w:hAnsi="仿宋" w:eastAsia="仿宋"/>
+                <w:color w:val="000000" w:themeColor="text1"/>
+                <w:lang w:val="en-US" w:eastAsia="zh-CN"/>
+                <w14:textFill>
+                  <w14:solidFill>
+                    <w14:schemeClr w14:val="tx1"/>
+                  </w14:solidFill>
+                </w14:textFill>
+              </w:rPr>
+              <w:t>20%</w:t>
+            </w:r>
           </w:p>
         </w:tc>
         <w:tc>
@@ -2168,17 +2441,31 @@
           <w:p>
             <w:pPr>
               <w:ind w:right="244" w:rightChars="116"/>
-              <w:jc w:val="right"/>
-              <w:rPr>
-                <w:rFonts w:hint="eastAsia" w:ascii="仿宋" w:hAnsi="仿宋" w:eastAsia="仿宋"/>
-                <w:color w:val="000000" w:themeColor="text1"/>
-                <w14:textFill>
-                  <w14:solidFill>
-                    <w14:schemeClr w14:val="tx1"/>
-                  </w14:solidFill>
-                </w14:textFill>
-              </w:rPr>
-            </w:pPr>
+              <w:jc w:val="center"/>
+              <w:rPr>
+                <w:rFonts w:hint="default" w:ascii="仿宋" w:hAnsi="仿宋" w:eastAsia="仿宋"/>
+                <w:color w:val="000000" w:themeColor="text1"/>
+                <w:lang w:val="en-US" w:eastAsia="zh-CN"/>
+                <w14:textFill>
+                  <w14:solidFill>
+                    <w14:schemeClr w14:val="tx1"/>
+                  </w14:solidFill>
+                </w14:textFill>
+              </w:rPr>
+            </w:pPr>
+            <w:r>
+              <w:rPr>
+                <w:rFonts w:hint="eastAsia" w:ascii="仿宋" w:hAnsi="仿宋" w:eastAsia="仿宋"/>
+                <w:color w:val="000000" w:themeColor="text1"/>
+                <w:lang w:val="en-US" w:eastAsia="zh-CN"/>
+                <w14:textFill>
+                  <w14:solidFill>
+                    <w14:schemeClr w14:val="tx1"/>
+                  </w14:solidFill>
+                </w14:textFill>
+              </w:rPr>
+              <w:t>20%</w:t>
+            </w:r>
           </w:p>
         </w:tc>
       </w:tr>
@@ -2244,17 +2531,30 @@
           <w:p>
             <w:pPr>
               <w:ind w:right="244" w:rightChars="116"/>
-              <w:jc w:val="right"/>
-              <w:rPr>
-                <w:rFonts w:hint="eastAsia" w:ascii="仿宋" w:hAnsi="仿宋" w:eastAsia="仿宋"/>
-                <w:color w:val="000000" w:themeColor="text1"/>
-                <w14:textFill>
-                  <w14:solidFill>
-                    <w14:schemeClr w14:val="tx1"/>
-                  </w14:solidFill>
-                </w14:textFill>
-              </w:rPr>
-            </w:pPr>
+              <w:jc w:val="center"/>
+              <w:rPr>
+                <w:rFonts w:hint="eastAsia" w:ascii="仿宋" w:hAnsi="仿宋" w:eastAsia="仿宋"/>
+                <w:color w:val="000000" w:themeColor="text1"/>
+                <w14:textFill>
+                  <w14:solidFill>
+                    <w14:schemeClr w14:val="tx1"/>
+                  </w14:solidFill>
+                </w14:textFill>
+              </w:rPr>
+            </w:pPr>
+            <w:r>
+              <w:rPr>
+                <w:rFonts w:hint="eastAsia" w:ascii="仿宋" w:hAnsi="仿宋" w:eastAsia="仿宋"/>
+                <w:color w:val="000000" w:themeColor="text1"/>
+                <w:lang w:val="en-US" w:eastAsia="zh-CN"/>
+                <w14:textFill>
+                  <w14:solidFill>
+                    <w14:schemeClr w14:val="tx1"/>
+                  </w14:solidFill>
+                </w14:textFill>
+              </w:rPr>
+              <w:t>20</w:t>
+            </w:r>
             <w:r>
               <w:rPr>
                 <w:rFonts w:hint="eastAsia" w:ascii="仿宋" w:hAnsi="仿宋" w:eastAsia="仿宋"/>
@@ -2278,17 +2578,30 @@
           <w:p>
             <w:pPr>
               <w:ind w:right="244" w:rightChars="116"/>
-              <w:jc w:val="right"/>
-              <w:rPr>
-                <w:rFonts w:hint="eastAsia" w:ascii="仿宋" w:hAnsi="仿宋" w:eastAsia="仿宋"/>
-                <w:color w:val="000000" w:themeColor="text1"/>
-                <w14:textFill>
-                  <w14:solidFill>
-                    <w14:schemeClr w14:val="tx1"/>
-                  </w14:solidFill>
-                </w14:textFill>
-              </w:rPr>
-            </w:pPr>
+              <w:jc w:val="center"/>
+              <w:rPr>
+                <w:rFonts w:hint="eastAsia" w:ascii="仿宋" w:hAnsi="仿宋" w:eastAsia="仿宋"/>
+                <w:color w:val="000000" w:themeColor="text1"/>
+                <w14:textFill>
+                  <w14:solidFill>
+                    <w14:schemeClr w14:val="tx1"/>
+                  </w14:solidFill>
+                </w14:textFill>
+              </w:rPr>
+            </w:pPr>
+            <w:r>
+              <w:rPr>
+                <w:rFonts w:hint="eastAsia" w:ascii="仿宋" w:hAnsi="仿宋" w:eastAsia="仿宋"/>
+                <w:color w:val="000000" w:themeColor="text1"/>
+                <w:lang w:val="en-US" w:eastAsia="zh-CN"/>
+                <w14:textFill>
+                  <w14:solidFill>
+                    <w14:schemeClr w14:val="tx1"/>
+                  </w14:solidFill>
+                </w14:textFill>
+              </w:rPr>
+              <w:t>20</w:t>
+            </w:r>
             <w:r>
               <w:rPr>
                 <w:rFonts w:hint="eastAsia" w:ascii="仿宋" w:hAnsi="仿宋" w:eastAsia="仿宋"/>
@@ -2312,17 +2625,30 @@
           <w:p>
             <w:pPr>
               <w:ind w:right="244" w:rightChars="116"/>
-              <w:jc w:val="right"/>
-              <w:rPr>
-                <w:rFonts w:hint="eastAsia" w:ascii="仿宋" w:hAnsi="仿宋" w:eastAsia="仿宋"/>
-                <w:color w:val="000000" w:themeColor="text1"/>
-                <w14:textFill>
-                  <w14:solidFill>
-                    <w14:schemeClr w14:val="tx1"/>
-                  </w14:solidFill>
-                </w14:textFill>
-              </w:rPr>
-            </w:pPr>
+              <w:jc w:val="center"/>
+              <w:rPr>
+                <w:rFonts w:hint="eastAsia" w:ascii="仿宋" w:hAnsi="仿宋" w:eastAsia="仿宋"/>
+                <w:color w:val="000000" w:themeColor="text1"/>
+                <w14:textFill>
+                  <w14:solidFill>
+                    <w14:schemeClr w14:val="tx1"/>
+                  </w14:solidFill>
+                </w14:textFill>
+              </w:rPr>
+            </w:pPr>
+            <w:r>
+              <w:rPr>
+                <w:rFonts w:hint="eastAsia" w:ascii="仿宋" w:hAnsi="仿宋" w:eastAsia="仿宋"/>
+                <w:color w:val="000000" w:themeColor="text1"/>
+                <w:lang w:val="en-US" w:eastAsia="zh-CN"/>
+                <w14:textFill>
+                  <w14:solidFill>
+                    <w14:schemeClr w14:val="tx1"/>
+                  </w14:solidFill>
+                </w14:textFill>
+              </w:rPr>
+              <w:t>20</w:t>
+            </w:r>
             <w:r>
               <w:rPr>
                 <w:rFonts w:hint="eastAsia" w:ascii="仿宋" w:hAnsi="仿宋" w:eastAsia="仿宋"/>
@@ -2346,17 +2672,31 @@
           <w:p>
             <w:pPr>
               <w:ind w:right="244" w:rightChars="116"/>
-              <w:jc w:val="right"/>
-              <w:rPr>
-                <w:rFonts w:hint="eastAsia" w:ascii="仿宋" w:hAnsi="仿宋" w:eastAsia="仿宋"/>
-                <w:color w:val="000000" w:themeColor="text1"/>
-                <w14:textFill>
-                  <w14:solidFill>
-                    <w14:schemeClr w14:val="tx1"/>
-                  </w14:solidFill>
-                </w14:textFill>
-              </w:rPr>
-            </w:pPr>
+              <w:jc w:val="center"/>
+              <w:rPr>
+                <w:rFonts w:hint="default" w:ascii="仿宋" w:hAnsi="仿宋" w:eastAsia="仿宋"/>
+                <w:color w:val="000000" w:themeColor="text1"/>
+                <w:lang w:val="en-US" w:eastAsia="zh-CN"/>
+                <w14:textFill>
+                  <w14:solidFill>
+                    <w14:schemeClr w14:val="tx1"/>
+                  </w14:solidFill>
+                </w14:textFill>
+              </w:rPr>
+            </w:pPr>
+            <w:r>
+              <w:rPr>
+                <w:rFonts w:hint="eastAsia" w:ascii="仿宋" w:hAnsi="仿宋" w:eastAsia="仿宋"/>
+                <w:color w:val="000000" w:themeColor="text1"/>
+                <w:lang w:val="en-US" w:eastAsia="zh-CN"/>
+                <w14:textFill>
+                  <w14:solidFill>
+                    <w14:schemeClr w14:val="tx1"/>
+                  </w14:solidFill>
+                </w14:textFill>
+              </w:rPr>
+              <w:t>20%</w:t>
+            </w:r>
           </w:p>
         </w:tc>
         <w:tc>
@@ -2367,17 +2707,31 @@
           <w:p>
             <w:pPr>
               <w:ind w:right="244" w:rightChars="116"/>
-              <w:jc w:val="right"/>
-              <w:rPr>
-                <w:rFonts w:hint="eastAsia" w:ascii="仿宋" w:hAnsi="仿宋" w:eastAsia="仿宋"/>
-                <w:color w:val="000000" w:themeColor="text1"/>
-                <w14:textFill>
-                  <w14:solidFill>
-                    <w14:schemeClr w14:val="tx1"/>
-                  </w14:solidFill>
-                </w14:textFill>
-              </w:rPr>
-            </w:pPr>
+              <w:jc w:val="center"/>
+              <w:rPr>
+                <w:rFonts w:hint="default" w:ascii="仿宋" w:hAnsi="仿宋" w:eastAsia="仿宋"/>
+                <w:color w:val="000000" w:themeColor="text1"/>
+                <w:lang w:val="en-US" w:eastAsia="zh-CN"/>
+                <w14:textFill>
+                  <w14:solidFill>
+                    <w14:schemeClr w14:val="tx1"/>
+                  </w14:solidFill>
+                </w14:textFill>
+              </w:rPr>
+            </w:pPr>
+            <w:r>
+              <w:rPr>
+                <w:rFonts w:hint="eastAsia" w:ascii="仿宋" w:hAnsi="仿宋" w:eastAsia="仿宋"/>
+                <w:color w:val="000000" w:themeColor="text1"/>
+                <w:lang w:val="en-US" w:eastAsia="zh-CN"/>
+                <w14:textFill>
+                  <w14:solidFill>
+                    <w14:schemeClr w14:val="tx1"/>
+                  </w14:solidFill>
+                </w14:textFill>
+              </w:rPr>
+              <w:t>20%</w:t>
+            </w:r>
           </w:p>
         </w:tc>
       </w:tr>
@@ -2443,17 +2797,30 @@
           <w:p>
             <w:pPr>
               <w:ind w:right="244" w:rightChars="116"/>
-              <w:jc w:val="right"/>
-              <w:rPr>
-                <w:rFonts w:hint="eastAsia" w:ascii="仿宋" w:hAnsi="仿宋" w:eastAsia="仿宋"/>
-                <w:color w:val="000000" w:themeColor="text1"/>
-                <w14:textFill>
-                  <w14:solidFill>
-                    <w14:schemeClr w14:val="tx1"/>
-                  </w14:solidFill>
-                </w14:textFill>
-              </w:rPr>
-            </w:pPr>
+              <w:jc w:val="center"/>
+              <w:rPr>
+                <w:rFonts w:hint="eastAsia" w:ascii="仿宋" w:hAnsi="仿宋" w:eastAsia="仿宋"/>
+                <w:color w:val="000000" w:themeColor="text1"/>
+                <w14:textFill>
+                  <w14:solidFill>
+                    <w14:schemeClr w14:val="tx1"/>
+                  </w14:solidFill>
+                </w14:textFill>
+              </w:rPr>
+            </w:pPr>
+            <w:r>
+              <w:rPr>
+                <w:rFonts w:hint="eastAsia" w:ascii="仿宋" w:hAnsi="仿宋" w:eastAsia="仿宋"/>
+                <w:color w:val="000000" w:themeColor="text1"/>
+                <w:lang w:val="en-US" w:eastAsia="zh-CN"/>
+                <w14:textFill>
+                  <w14:solidFill>
+                    <w14:schemeClr w14:val="tx1"/>
+                  </w14:solidFill>
+                </w14:textFill>
+              </w:rPr>
+              <w:t>20</w:t>
+            </w:r>
             <w:r>
               <w:rPr>
                 <w:rFonts w:hint="eastAsia" w:ascii="仿宋" w:hAnsi="仿宋" w:eastAsia="仿宋"/>
@@ -2477,17 +2844,30 @@
           <w:p>
             <w:pPr>
               <w:ind w:right="244" w:rightChars="116"/>
-              <w:jc w:val="right"/>
-              <w:rPr>
-                <w:rFonts w:hint="eastAsia" w:ascii="仿宋" w:hAnsi="仿宋" w:eastAsia="仿宋"/>
-                <w:color w:val="000000" w:themeColor="text1"/>
-                <w14:textFill>
-                  <w14:solidFill>
-                    <w14:schemeClr w14:val="tx1"/>
-                  </w14:solidFill>
-                </w14:textFill>
-              </w:rPr>
-            </w:pPr>
+              <w:jc w:val="center"/>
+              <w:rPr>
+                <w:rFonts w:hint="eastAsia" w:ascii="仿宋" w:hAnsi="仿宋" w:eastAsia="仿宋"/>
+                <w:color w:val="000000" w:themeColor="text1"/>
+                <w14:textFill>
+                  <w14:solidFill>
+                    <w14:schemeClr w14:val="tx1"/>
+                  </w14:solidFill>
+                </w14:textFill>
+              </w:rPr>
+            </w:pPr>
+            <w:r>
+              <w:rPr>
+                <w:rFonts w:hint="eastAsia" w:ascii="仿宋" w:hAnsi="仿宋" w:eastAsia="仿宋"/>
+                <w:color w:val="000000" w:themeColor="text1"/>
+                <w:lang w:val="en-US" w:eastAsia="zh-CN"/>
+                <w14:textFill>
+                  <w14:solidFill>
+                    <w14:schemeClr w14:val="tx1"/>
+                  </w14:solidFill>
+                </w14:textFill>
+              </w:rPr>
+              <w:t>20</w:t>
+            </w:r>
             <w:r>
               <w:rPr>
                 <w:rFonts w:hint="eastAsia" w:ascii="仿宋" w:hAnsi="仿宋" w:eastAsia="仿宋"/>
@@ -2511,17 +2891,30 @@
           <w:p>
             <w:pPr>
               <w:ind w:right="244" w:rightChars="116"/>
-              <w:jc w:val="right"/>
-              <w:rPr>
-                <w:rFonts w:hint="eastAsia" w:ascii="仿宋" w:hAnsi="仿宋" w:eastAsia="仿宋"/>
-                <w:color w:val="000000" w:themeColor="text1"/>
-                <w14:textFill>
-                  <w14:solidFill>
-                    <w14:schemeClr w14:val="tx1"/>
-                  </w14:solidFill>
-                </w14:textFill>
-              </w:rPr>
-            </w:pPr>
+              <w:jc w:val="center"/>
+              <w:rPr>
+                <w:rFonts w:hint="eastAsia" w:ascii="仿宋" w:hAnsi="仿宋" w:eastAsia="仿宋"/>
+                <w:color w:val="000000" w:themeColor="text1"/>
+                <w14:textFill>
+                  <w14:solidFill>
+                    <w14:schemeClr w14:val="tx1"/>
+                  </w14:solidFill>
+                </w14:textFill>
+              </w:rPr>
+            </w:pPr>
+            <w:r>
+              <w:rPr>
+                <w:rFonts w:hint="eastAsia" w:ascii="仿宋" w:hAnsi="仿宋" w:eastAsia="仿宋"/>
+                <w:color w:val="000000" w:themeColor="text1"/>
+                <w:lang w:val="en-US" w:eastAsia="zh-CN"/>
+                <w14:textFill>
+                  <w14:solidFill>
+                    <w14:schemeClr w14:val="tx1"/>
+                  </w14:solidFill>
+                </w14:textFill>
+              </w:rPr>
+              <w:t>20</w:t>
+            </w:r>
             <w:r>
               <w:rPr>
                 <w:rFonts w:hint="eastAsia" w:ascii="仿宋" w:hAnsi="仿宋" w:eastAsia="仿宋"/>
@@ -2545,17 +2938,31 @@
           <w:p>
             <w:pPr>
               <w:ind w:right="244" w:rightChars="116"/>
-              <w:jc w:val="right"/>
-              <w:rPr>
-                <w:rFonts w:hint="eastAsia" w:ascii="仿宋" w:hAnsi="仿宋" w:eastAsia="仿宋"/>
-                <w:color w:val="000000" w:themeColor="text1"/>
-                <w14:textFill>
-                  <w14:solidFill>
-                    <w14:schemeClr w14:val="tx1"/>
-                  </w14:solidFill>
-                </w14:textFill>
-              </w:rPr>
-            </w:pPr>
+              <w:jc w:val="center"/>
+              <w:rPr>
+                <w:rFonts w:hint="default" w:ascii="仿宋" w:hAnsi="仿宋" w:eastAsia="仿宋"/>
+                <w:color w:val="000000" w:themeColor="text1"/>
+                <w:lang w:val="en-US" w:eastAsia="zh-CN"/>
+                <w14:textFill>
+                  <w14:solidFill>
+                    <w14:schemeClr w14:val="tx1"/>
+                  </w14:solidFill>
+                </w14:textFill>
+              </w:rPr>
+            </w:pPr>
+            <w:r>
+              <w:rPr>
+                <w:rFonts w:hint="eastAsia" w:ascii="仿宋" w:hAnsi="仿宋" w:eastAsia="仿宋"/>
+                <w:color w:val="000000" w:themeColor="text1"/>
+                <w:lang w:val="en-US" w:eastAsia="zh-CN"/>
+                <w14:textFill>
+                  <w14:solidFill>
+                    <w14:schemeClr w14:val="tx1"/>
+                  </w14:solidFill>
+                </w14:textFill>
+              </w:rPr>
+              <w:t>20%</w:t>
+            </w:r>
           </w:p>
         </w:tc>
         <w:tc>
@@ -2566,17 +2973,31 @@
           <w:p>
             <w:pPr>
               <w:ind w:right="244" w:rightChars="116"/>
-              <w:jc w:val="right"/>
-              <w:rPr>
-                <w:rFonts w:hint="eastAsia" w:ascii="仿宋" w:hAnsi="仿宋" w:eastAsia="仿宋"/>
-                <w:color w:val="000000" w:themeColor="text1"/>
-                <w14:textFill>
-                  <w14:solidFill>
-                    <w14:schemeClr w14:val="tx1"/>
-                  </w14:solidFill>
-                </w14:textFill>
-              </w:rPr>
-            </w:pPr>
+              <w:jc w:val="center"/>
+              <w:rPr>
+                <w:rFonts w:hint="default" w:ascii="仿宋" w:hAnsi="仿宋" w:eastAsia="仿宋"/>
+                <w:color w:val="000000" w:themeColor="text1"/>
+                <w:lang w:val="en-US" w:eastAsia="zh-CN"/>
+                <w14:textFill>
+                  <w14:solidFill>
+                    <w14:schemeClr w14:val="tx1"/>
+                  </w14:solidFill>
+                </w14:textFill>
+              </w:rPr>
+            </w:pPr>
+            <w:r>
+              <w:rPr>
+                <w:rFonts w:hint="eastAsia" w:ascii="仿宋" w:hAnsi="仿宋" w:eastAsia="仿宋"/>
+                <w:color w:val="000000" w:themeColor="text1"/>
+                <w:lang w:val="en-US" w:eastAsia="zh-CN"/>
+                <w14:textFill>
+                  <w14:solidFill>
+                    <w14:schemeClr w14:val="tx1"/>
+                  </w14:solidFill>
+                </w14:textFill>
+              </w:rPr>
+              <w:t>20%</w:t>
+            </w:r>
           </w:p>
         </w:tc>
       </w:tr>
@@ -2648,17 +3069,30 @@
           <w:p>
             <w:pPr>
               <w:ind w:right="244" w:rightChars="116"/>
-              <w:jc w:val="right"/>
-              <w:rPr>
-                <w:rFonts w:hint="eastAsia" w:ascii="仿宋" w:hAnsi="仿宋" w:eastAsia="仿宋"/>
-                <w:color w:val="000000" w:themeColor="text1"/>
-                <w14:textFill>
-                  <w14:solidFill>
-                    <w14:schemeClr w14:val="tx1"/>
-                  </w14:solidFill>
-                </w14:textFill>
-              </w:rPr>
-            </w:pPr>
+              <w:jc w:val="center"/>
+              <w:rPr>
+                <w:rFonts w:hint="eastAsia" w:ascii="仿宋" w:hAnsi="仿宋" w:eastAsia="仿宋"/>
+                <w:color w:val="000000" w:themeColor="text1"/>
+                <w14:textFill>
+                  <w14:solidFill>
+                    <w14:schemeClr w14:val="tx1"/>
+                  </w14:solidFill>
+                </w14:textFill>
+              </w:rPr>
+            </w:pPr>
+            <w:r>
+              <w:rPr>
+                <w:rFonts w:hint="eastAsia" w:ascii="仿宋" w:hAnsi="仿宋" w:eastAsia="仿宋"/>
+                <w:color w:val="000000" w:themeColor="text1"/>
+                <w:lang w:val="en-US" w:eastAsia="zh-CN"/>
+                <w14:textFill>
+                  <w14:solidFill>
+                    <w14:schemeClr w14:val="tx1"/>
+                  </w14:solidFill>
+                </w14:textFill>
+              </w:rPr>
+              <w:t>20</w:t>
+            </w:r>
             <w:r>
               <w:rPr>
                 <w:rFonts w:hint="eastAsia" w:ascii="仿宋" w:hAnsi="仿宋" w:eastAsia="仿宋"/>
@@ -2685,17 +3119,30 @@
           <w:p>
             <w:pPr>
               <w:ind w:right="244" w:rightChars="116"/>
-              <w:jc w:val="right"/>
-              <w:rPr>
-                <w:rFonts w:hint="eastAsia" w:ascii="仿宋" w:hAnsi="仿宋" w:eastAsia="仿宋"/>
-                <w:color w:val="000000" w:themeColor="text1"/>
-                <w14:textFill>
-                  <w14:solidFill>
-                    <w14:schemeClr w14:val="tx1"/>
-                  </w14:solidFill>
-                </w14:textFill>
-              </w:rPr>
-            </w:pPr>
+              <w:jc w:val="center"/>
+              <w:rPr>
+                <w:rFonts w:hint="eastAsia" w:ascii="仿宋" w:hAnsi="仿宋" w:eastAsia="仿宋"/>
+                <w:color w:val="000000" w:themeColor="text1"/>
+                <w14:textFill>
+                  <w14:solidFill>
+                    <w14:schemeClr w14:val="tx1"/>
+                  </w14:solidFill>
+                </w14:textFill>
+              </w:rPr>
+            </w:pPr>
+            <w:r>
+              <w:rPr>
+                <w:rFonts w:hint="eastAsia" w:ascii="仿宋" w:hAnsi="仿宋" w:eastAsia="仿宋"/>
+                <w:color w:val="000000" w:themeColor="text1"/>
+                <w:lang w:val="en-US" w:eastAsia="zh-CN"/>
+                <w14:textFill>
+                  <w14:solidFill>
+                    <w14:schemeClr w14:val="tx1"/>
+                  </w14:solidFill>
+                </w14:textFill>
+              </w:rPr>
+              <w:t>20</w:t>
+            </w:r>
             <w:r>
               <w:rPr>
                 <w:rFonts w:hint="eastAsia" w:ascii="仿宋" w:hAnsi="仿宋" w:eastAsia="仿宋"/>
@@ -2722,17 +3169,30 @@
           <w:p>
             <w:pPr>
               <w:ind w:right="244" w:rightChars="116"/>
-              <w:jc w:val="right"/>
-              <w:rPr>
-                <w:rFonts w:hint="eastAsia" w:ascii="仿宋" w:hAnsi="仿宋" w:eastAsia="仿宋"/>
-                <w:color w:val="000000" w:themeColor="text1"/>
-                <w14:textFill>
-                  <w14:solidFill>
-                    <w14:schemeClr w14:val="tx1"/>
-                  </w14:solidFill>
-                </w14:textFill>
-              </w:rPr>
-            </w:pPr>
+              <w:jc w:val="center"/>
+              <w:rPr>
+                <w:rFonts w:hint="eastAsia" w:ascii="仿宋" w:hAnsi="仿宋" w:eastAsia="仿宋"/>
+                <w:color w:val="000000" w:themeColor="text1"/>
+                <w14:textFill>
+                  <w14:solidFill>
+                    <w14:schemeClr w14:val="tx1"/>
+                  </w14:solidFill>
+                </w14:textFill>
+              </w:rPr>
+            </w:pPr>
+            <w:r>
+              <w:rPr>
+                <w:rFonts w:hint="eastAsia" w:ascii="仿宋" w:hAnsi="仿宋" w:eastAsia="仿宋"/>
+                <w:color w:val="000000" w:themeColor="text1"/>
+                <w:lang w:val="en-US" w:eastAsia="zh-CN"/>
+                <w14:textFill>
+                  <w14:solidFill>
+                    <w14:schemeClr w14:val="tx1"/>
+                  </w14:solidFill>
+                </w14:textFill>
+              </w:rPr>
+              <w:t>20</w:t>
+            </w:r>
             <w:r>
               <w:rPr>
                 <w:rFonts w:hint="eastAsia" w:ascii="仿宋" w:hAnsi="仿宋" w:eastAsia="仿宋"/>
@@ -2756,17 +3216,31 @@
           <w:p>
             <w:pPr>
               <w:ind w:right="244" w:rightChars="116"/>
-              <w:jc w:val="right"/>
-              <w:rPr>
-                <w:rFonts w:hint="eastAsia" w:ascii="仿宋" w:hAnsi="仿宋" w:eastAsia="仿宋"/>
-                <w:color w:val="000000" w:themeColor="text1"/>
-                <w14:textFill>
-                  <w14:solidFill>
-                    <w14:schemeClr w14:val="tx1"/>
-                  </w14:solidFill>
-                </w14:textFill>
-              </w:rPr>
-            </w:pPr>
+              <w:jc w:val="center"/>
+              <w:rPr>
+                <w:rFonts w:hint="default" w:ascii="仿宋" w:hAnsi="仿宋" w:eastAsia="仿宋"/>
+                <w:color w:val="000000" w:themeColor="text1"/>
+                <w:lang w:val="en-US" w:eastAsia="zh-CN"/>
+                <w14:textFill>
+                  <w14:solidFill>
+                    <w14:schemeClr w14:val="tx1"/>
+                  </w14:solidFill>
+                </w14:textFill>
+              </w:rPr>
+            </w:pPr>
+            <w:r>
+              <w:rPr>
+                <w:rFonts w:hint="eastAsia" w:ascii="仿宋" w:hAnsi="仿宋" w:eastAsia="仿宋"/>
+                <w:color w:val="000000" w:themeColor="text1"/>
+                <w:lang w:val="en-US" w:eastAsia="zh-CN"/>
+                <w14:textFill>
+                  <w14:solidFill>
+                    <w14:schemeClr w14:val="tx1"/>
+                  </w14:solidFill>
+                </w14:textFill>
+              </w:rPr>
+              <w:t>20%</w:t>
+            </w:r>
           </w:p>
         </w:tc>
         <w:tc>
@@ -2777,17 +3251,31 @@
           <w:p>
             <w:pPr>
               <w:ind w:right="244" w:rightChars="116"/>
-              <w:jc w:val="right"/>
-              <w:rPr>
-                <w:rFonts w:hint="eastAsia" w:ascii="仿宋" w:hAnsi="仿宋" w:eastAsia="仿宋"/>
-                <w:color w:val="000000" w:themeColor="text1"/>
-                <w14:textFill>
-                  <w14:solidFill>
-                    <w14:schemeClr w14:val="tx1"/>
-                  </w14:solidFill>
-                </w14:textFill>
-              </w:rPr>
-            </w:pPr>
+              <w:jc w:val="center"/>
+              <w:rPr>
+                <w:rFonts w:hint="default" w:ascii="仿宋" w:hAnsi="仿宋" w:eastAsia="仿宋"/>
+                <w:color w:val="000000" w:themeColor="text1"/>
+                <w:lang w:val="en-US" w:eastAsia="zh-CN"/>
+                <w14:textFill>
+                  <w14:solidFill>
+                    <w14:schemeClr w14:val="tx1"/>
+                  </w14:solidFill>
+                </w14:textFill>
+              </w:rPr>
+            </w:pPr>
+            <w:r>
+              <w:rPr>
+                <w:rFonts w:hint="eastAsia" w:ascii="仿宋" w:hAnsi="仿宋" w:eastAsia="仿宋"/>
+                <w:color w:val="000000" w:themeColor="text1"/>
+                <w:lang w:val="en-US" w:eastAsia="zh-CN"/>
+                <w14:textFill>
+                  <w14:solidFill>
+                    <w14:schemeClr w14:val="tx1"/>
+                  </w14:solidFill>
+                </w14:textFill>
+              </w:rPr>
+              <w:t>20%</w:t>
+            </w:r>
           </w:p>
         </w:tc>
       </w:tr>
@@ -3038,13 +3526,54 @@
                 <w:rFonts w:hint="eastAsia" w:ascii="仿宋" w:hAnsi="仿宋" w:eastAsia="仿宋"/>
                 <w:smallCaps/>
                 <w:color w:val="000000" w:themeColor="text1"/>
-                <w14:textFill>
-                  <w14:solidFill>
-                    <w14:schemeClr w14:val="tx1"/>
-                  </w14:solidFill>
-                </w14:textFill>
-              </w:rPr>
-              <w:t xml:space="preserve">□作品创意 □理论指导 □技术方案 □实验场地 □硬件资源 </w:t>
+                <w:lang w:eastAsia="zh-CN"/>
+                <w14:textFill>
+                  <w14:solidFill>
+                    <w14:schemeClr w14:val="tx1"/>
+                  </w14:solidFill>
+                </w14:textFill>
+              </w:rPr>
+              <w:t>☑</w:t>
+            </w:r>
+            <w:r>
+              <w:rPr>
+                <w:rFonts w:hint="eastAsia" w:ascii="仿宋" w:hAnsi="仿宋" w:eastAsia="仿宋"/>
+                <w:smallCaps/>
+                <w:color w:val="000000" w:themeColor="text1"/>
+                <w14:textFill>
+                  <w14:solidFill>
+                    <w14:schemeClr w14:val="tx1"/>
+                  </w14:solidFill>
+                </w14:textFill>
+              </w:rPr>
+              <w:t xml:space="preserve">作品创意 </w:t>
+            </w:r>
+            <w:r>
+              <w:rPr>
+                <w:rFonts w:hint="eastAsia" w:ascii="仿宋" w:hAnsi="仿宋" w:eastAsia="仿宋"/>
+                <w:smallCaps/>
+                <w:color w:val="000000" w:themeColor="text1"/>
+                <w:lang w:eastAsia="zh-CN"/>
+                <w14:textFill>
+                  <w14:solidFill>
+                    <w14:schemeClr w14:val="tx1"/>
+                  </w14:solidFill>
+                </w14:textFill>
+              </w:rPr>
+              <w:t>☑</w:t>
+            </w:r>
+            <w:r>
+              <w:rPr>
+                <w:rFonts w:hint="eastAsia" w:ascii="仿宋" w:hAnsi="仿宋" w:eastAsia="仿宋"/>
+                <w:smallCaps/>
+                <w:color w:val="000000" w:themeColor="text1"/>
+                <w14:textFill>
+                  <w14:solidFill>
+                    <w14:schemeClr w14:val="tx1"/>
+                  </w14:solidFill>
+                </w14:textFill>
+              </w:rPr>
+              <w:t xml:space="preserve">理论指导 □技术方案 □实验场地 □硬件资源 </w:t>
             </w:r>
           </w:p>
           <w:p>
@@ -3085,20 +3614,47 @@
                   </w14:solidFill>
                 </w14:textFill>
               </w:rPr>
-              <w:t>□</w:t>
-            </w:r>
-            <w:r>
-              <w:rPr>
-                <w:rFonts w:hint="eastAsia" w:ascii="仿宋" w:hAnsi="仿宋" w:eastAsia="仿宋"/>
-                <w:smallCaps/>
-                <w:color w:val="000000" w:themeColor="text1"/>
-                <w14:textFill>
-                  <w14:solidFill>
-                    <w14:schemeClr w14:val="tx1"/>
-                  </w14:solidFill>
-                </w14:textFill>
-              </w:rPr>
-              <w:t>宣讲通知 □组织协调 □经费支持</w:t>
+              <w:t>☑</w:t>
+            </w:r>
+            <w:r>
+              <w:rPr>
+                <w:rFonts w:hint="eastAsia" w:ascii="仿宋" w:hAnsi="仿宋" w:eastAsia="仿宋"/>
+                <w:smallCaps/>
+                <w:color w:val="000000" w:themeColor="text1"/>
+                <w14:textFill>
+                  <w14:solidFill>
+                    <w14:schemeClr w14:val="tx1"/>
+                  </w14:solidFill>
+                </w14:textFill>
+              </w:rPr>
+              <w:t xml:space="preserve">宣讲通知 </w:t>
+            </w:r>
+            <w:r>
+              <w:rPr>
+                <w:rFonts w:hint="eastAsia" w:ascii="仿宋" w:hAnsi="仿宋" w:eastAsia="仿宋"/>
+                <w:smallCaps/>
+                <w:color w:val="000000" w:themeColor="text1"/>
+                <w:lang w:eastAsia="zh-CN"/>
+                <w14:textFill>
+                  <w14:solidFill>
+                    <w14:schemeClr w14:val="tx1"/>
+                  </w14:solidFill>
+                </w14:textFill>
+              </w:rPr>
+              <w:t>☑</w:t>
+            </w:r>
+            <w:r>
+              <w:rPr>
+                <w:rFonts w:hint="eastAsia" w:ascii="仿宋" w:hAnsi="仿宋" w:eastAsia="仿宋"/>
+                <w:smallCaps/>
+                <w:color w:val="000000" w:themeColor="text1"/>
+                <w14:textFill>
+                  <w14:solidFill>
+                    <w14:schemeClr w14:val="tx1"/>
+                  </w14:solidFill>
+                </w14:textFill>
+              </w:rPr>
+              <w:t>组织协调 □经费支持</w:t>
             </w:r>
           </w:p>
           <w:p>
@@ -3729,7 +4285,7 @@
             <w:pPr>
               <w:numPr>
                 <w:ilvl w:val="0"/>
-                <w:numId w:val="3"/>
+                <w:numId w:val="4"/>
               </w:numPr>
               <w:spacing w:line="240" w:lineRule="auto"/>
               <w:ind w:left="425" w:leftChars="0" w:hanging="425" w:firstLineChars="0"/>
@@ -3762,7 +4318,7 @@
             <w:pPr>
               <w:numPr>
                 <w:ilvl w:val="0"/>
-                <w:numId w:val="3"/>
+                <w:numId w:val="4"/>
               </w:numPr>
               <w:spacing w:line="240" w:lineRule="auto"/>
               <w:ind w:left="425" w:leftChars="0" w:hanging="425" w:firstLineChars="0"/>
@@ -3795,7 +4351,7 @@
             <w:pPr>
               <w:numPr>
                 <w:ilvl w:val="0"/>
-                <w:numId w:val="3"/>
+                <w:numId w:val="4"/>
               </w:numPr>
               <w:spacing w:line="240" w:lineRule="auto"/>
               <w:ind w:left="425" w:leftChars="0" w:hanging="425" w:firstLineChars="0"/>
@@ -3828,7 +4384,7 @@
             <w:pPr>
               <w:numPr>
                 <w:ilvl w:val="0"/>
-                <w:numId w:val="3"/>
+                <w:numId w:val="4"/>
               </w:numPr>
               <w:spacing w:line="240" w:lineRule="auto"/>
               <w:ind w:left="425" w:leftChars="0" w:hanging="425" w:firstLineChars="0"/>
@@ -4344,29 +4900,97 @@
             </w:pPr>
             <w:r>
               <w:rPr>
-                <w:rFonts w:ascii="仿宋" w:hAnsi="仿宋" w:eastAsia="仿宋"/>
-                <w:smallCaps/>
-                <w:color w:val="000000" w:themeColor="text1"/>
-                <w14:textFill>
-                  <w14:solidFill>
-                    <w14:schemeClr w14:val="tx1"/>
-                  </w14:solidFill>
-                </w14:textFill>
-              </w:rPr>
-              <w:t>□素材压缩包</w:t>
-            </w:r>
-            <w:r>
-              <w:rPr>
-                <w:rFonts w:hint="eastAsia" w:ascii="仿宋" w:hAnsi="仿宋" w:eastAsia="仿宋"/>
-                <w:smallCaps/>
-                <w:color w:val="000000" w:themeColor="text1"/>
-                <w14:textFill>
-                  <w14:solidFill>
-                    <w14:schemeClr w14:val="tx1"/>
-                  </w14:solidFill>
-                </w14:textFill>
-              </w:rPr>
-              <w:t xml:space="preserve"> □报告文档 □演示视频 □P</w:t>
+                <w:rFonts w:hint="eastAsia" w:ascii="仿宋" w:hAnsi="仿宋" w:eastAsia="仿宋"/>
+                <w:smallCaps/>
+                <w:color w:val="000000" w:themeColor="text1"/>
+                <w:lang w:eastAsia="zh-CN"/>
+                <w14:textFill>
+                  <w14:solidFill>
+                    <w14:schemeClr w14:val="tx1"/>
+                  </w14:solidFill>
+                </w14:textFill>
+              </w:rPr>
+              <w:t>☑</w:t>
+            </w:r>
+            <w:r>
+              <w:rPr>
+                <w:rFonts w:ascii="仿宋" w:hAnsi="仿宋" w:eastAsia="仿宋"/>
+                <w:smallCaps/>
+                <w:color w:val="000000" w:themeColor="text1"/>
+                <w14:textFill>
+                  <w14:solidFill>
+                    <w14:schemeClr w14:val="tx1"/>
+                  </w14:solidFill>
+                </w14:textFill>
+              </w:rPr>
+              <w:t>素材压缩包</w:t>
+            </w:r>
+            <w:r>
+              <w:rPr>
+                <w:rFonts w:hint="eastAsia" w:ascii="仿宋" w:hAnsi="仿宋" w:eastAsia="仿宋"/>
+                <w:smallCaps/>
+                <w:color w:val="000000" w:themeColor="text1"/>
+                <w14:textFill>
+                  <w14:solidFill>
+                    <w14:schemeClr w14:val="tx1"/>
+                  </w14:solidFill>
+                </w14:textFill>
+              </w:rPr>
+              <w:t xml:space="preserve"> </w:t>
+            </w:r>
+            <w:r>
+              <w:rPr>
+                <w:rFonts w:hint="eastAsia" w:ascii="仿宋" w:hAnsi="仿宋" w:eastAsia="仿宋"/>
+                <w:smallCaps/>
+                <w:color w:val="000000" w:themeColor="text1"/>
+                <w:lang w:eastAsia="zh-CN"/>
+                <w14:textFill>
+                  <w14:solidFill>
+                    <w14:schemeClr w14:val="tx1"/>
+                  </w14:solidFill>
+                </w14:textFill>
+              </w:rPr>
+              <w:t>☑</w:t>
+            </w:r>
+            <w:r>
+              <w:rPr>
+                <w:rFonts w:hint="eastAsia" w:ascii="仿宋" w:hAnsi="仿宋" w:eastAsia="仿宋"/>
+                <w:smallCaps/>
+                <w:color w:val="000000" w:themeColor="text1"/>
+                <w14:textFill>
+                  <w14:solidFill>
+                    <w14:schemeClr w14:val="tx1"/>
+                  </w14:solidFill>
+                </w14:textFill>
+              </w:rPr>
+              <w:t xml:space="preserve">报告文档 </w:t>
+            </w:r>
+            <w:r>
+              <w:rPr>
+                <w:rFonts w:hint="eastAsia" w:ascii="仿宋" w:hAnsi="仿宋" w:eastAsia="仿宋"/>
+                <w:smallCaps/>
+                <w:color w:val="000000" w:themeColor="text1"/>
+                <w:lang w:eastAsia="zh-CN"/>
+                <w14:textFill>
+                  <w14:solidFill>
+                    <w14:schemeClr w14:val="tx1"/>
+                  </w14:solidFill>
+                </w14:textFill>
+              </w:rPr>
+              <w:t>□</w:t>
+            </w:r>
+            <w:r>
+              <w:rPr>
+                <w:rFonts w:hint="eastAsia" w:ascii="仿宋" w:hAnsi="仿宋" w:eastAsia="仿宋"/>
+                <w:smallCaps/>
+                <w:color w:val="000000" w:themeColor="text1"/>
+                <w14:textFill>
+                  <w14:solidFill>
+                    <w14:schemeClr w14:val="tx1"/>
+                  </w14:solidFill>
+                </w14:textFill>
+              </w:rPr>
+              <w:t>演示视频 □P</w:t>
             </w:r>
             <w:r>
               <w:rPr>
@@ -5418,6 +6042,8 @@
               </w:rPr>
               <w:t>文件名：</w:t>
             </w:r>
+            <w:bookmarkStart w:id="2" w:name="_GoBack"/>
+            <w:bookmarkEnd w:id="2"/>
           </w:p>
           <w:p>
             <w:pPr>
@@ -8223,7 +8849,7 @@
         <w:pStyle w:val="14"/>
         <w:numPr>
           <w:ilvl w:val="0"/>
-          <w:numId w:val="4"/>
+          <w:numId w:val="5"/>
         </w:numPr>
         <w:ind w:firstLineChars="0"/>
         <w:rPr>
@@ -8268,7 +8894,7 @@
         <w:pStyle w:val="14"/>
         <w:numPr>
           <w:ilvl w:val="0"/>
-          <w:numId w:val="4"/>
+          <w:numId w:val="5"/>
         </w:numPr>
         <w:ind w:firstLineChars="0"/>
         <w:rPr>
@@ -8299,7 +8925,7 @@
         <w:pStyle w:val="14"/>
         <w:numPr>
           <w:ilvl w:val="0"/>
-          <w:numId w:val="4"/>
+          <w:numId w:val="5"/>
         </w:numPr>
         <w:ind w:firstLineChars="0"/>
         <w:rPr>
@@ -8330,7 +8956,7 @@
         <w:pStyle w:val="14"/>
         <w:numPr>
           <w:ilvl w:val="0"/>
-          <w:numId w:val="4"/>
+          <w:numId w:val="5"/>
         </w:numPr>
         <w:ind w:firstLineChars="0"/>
         <w:rPr>
@@ -8361,7 +8987,7 @@
         <w:pStyle w:val="14"/>
         <w:numPr>
           <w:ilvl w:val="0"/>
-          <w:numId w:val="4"/>
+          <w:numId w:val="5"/>
         </w:numPr>
         <w:ind w:firstLineChars="0"/>
         <w:rPr>
@@ -8467,7 +9093,7 @@
         <w:pStyle w:val="14"/>
         <w:numPr>
           <w:ilvl w:val="0"/>
-          <w:numId w:val="4"/>
+          <w:numId w:val="5"/>
         </w:numPr>
         <w:ind w:firstLineChars="0"/>
         <w:rPr>
@@ -8848,6 +9474,23 @@
 <file path=word/numbering.xml><?xml version="1.0" encoding="utf-8"?>
 <w:numbering xmlns:wpc="http://schemas.microsoft.com/office/word/2010/wordprocessingCanvas" xmlns:mc="http://schemas.openxmlformats.org/markup-compatibility/2006" xmlns:o="urn:schemas-microsoft-com:office:office" xmlns:r="http://schemas.openxmlformats.org/officeDocument/2006/relationships" xmlns:m="http://schemas.openxmlformats.org/officeDocument/2006/math" xmlns:v="urn:schemas-microsoft-com:vml" xmlns:wp14="http://schemas.microsoft.com/office/word/2010/wordprocessingDrawing" xmlns:wp="http://schemas.openxmlformats.org/drawingml/2006/wordprocessingDrawing" xmlns:w10="urn:schemas-microsoft-com:office:word" xmlns:w="http://schemas.openxmlformats.org/wordprocessingml/2006/main" xmlns:w14="http://schemas.microsoft.com/office/word/2010/wordml" xmlns:wpg="http://schemas.microsoft.com/office/word/2010/wordprocessingGroup" xmlns:wpi="http://schemas.microsoft.com/office/word/2010/wordprocessingInk" xmlns:wne="http://schemas.microsoft.com/office/word/2006/wordml" xmlns:wps="http://schemas.microsoft.com/office/word/2010/wordprocessingShape" xmlns:wpsCustomData="http://www.wps.cn/officeDocument/2013/wpsCustomData" mc:Ignorable="w14 wp14">
   <w:abstractNum w:abstractNumId="0">
+    <w:nsid w:val="B078F363"/>
+    <w:multiLevelType w:val="singleLevel"/>
+    <w:tmpl w:val="B078F363"/>
+    <w:lvl w:ilvl="0" w:tentative="0">
+      <w:start w:val="1"/>
+      <w:numFmt w:val="decimal"/>
+      <w:lvlText w:val="(%1)"/>
+      <w:lvlJc w:val="left"/>
+      <w:pPr>
+        <w:ind w:left="425" w:hanging="425"/>
+      </w:pPr>
+      <w:rPr>
+        <w:rFonts w:hint="default"/>
+      </w:rPr>
+    </w:lvl>
+  </w:abstractNum>
+  <w:abstractNum w:abstractNumId="1">
     <w:nsid w:val="E8952FC5"/>
     <w:multiLevelType w:val="singleLevel"/>
     <w:tmpl w:val="E8952FC5"/>
@@ -8864,7 +9507,7 @@
       </w:rPr>
     </w:lvl>
   </w:abstractNum>
-  <w:abstractNum w:abstractNumId="1">
+  <w:abstractNum w:abstractNumId="2">
     <w:nsid w:val="F78A274D"/>
     <w:multiLevelType w:val="singleLevel"/>
     <w:tmpl w:val="F78A274D"/>
@@ -8881,7 +9524,7 @@
       </w:rPr>
     </w:lvl>
   </w:abstractNum>
-  <w:abstractNum w:abstractNumId="2">
+  <w:abstractNum w:abstractNumId="3">
     <w:nsid w:val="11F93A7A"/>
     <w:multiLevelType w:val="multilevel"/>
     <w:tmpl w:val="11F93A7A"/>
@@ -8970,7 +9613,7 @@
       </w:pPr>
     </w:lvl>
   </w:abstractNum>
-  <w:abstractNum w:abstractNumId="3">
+  <w:abstractNum w:abstractNumId="4">
     <w:nsid w:val="3209352C"/>
     <w:multiLevelType w:val="multilevel"/>
     <w:tmpl w:val="3209352C"/>
@@ -9061,16 +9704,19 @@
     </w:lvl>
   </w:abstractNum>
   <w:num w:numId="1">
-    <w:abstractNumId w:val="3"/>
+    <w:abstractNumId w:val="4"/>
   </w:num>
   <w:num w:numId="2">
-    <w:abstractNumId w:val="0"/>
+    <w:abstractNumId w:val="1"/>
   </w:num>
   <w:num w:numId="3">
-    <w:abstractNumId w:val="1"/>
+    <w:abstractNumId w:val="0"/>
   </w:num>
   <w:num w:numId="4">
     <w:abstractNumId w:val="2"/>
+  </w:num>
+  <w:num w:numId="5">
+    <w:abstractNumId w:val="3"/>
   </w:num>
 </w:numbering>
 </file>
@@ -9151,7 +9797,7 @@
     <w:lsdException w:qFormat="1" w:unhideWhenUsed="0" w:uiPriority="10" w:semiHidden="0" w:name="Title"/>
     <w:lsdException w:uiPriority="99" w:name="Closing"/>
     <w:lsdException w:uiPriority="99" w:name="Signature"/>
-    <w:lsdException w:uiPriority="1" w:name="Default Paragraph Font"/>
+    <w:lsdException w:qFormat="1" w:uiPriority="1" w:name="Default Paragraph Font"/>
     <w:lsdException w:qFormat="1" w:uiPriority="99" w:semiHidden="0" w:name="Body Text"/>
     <w:lsdException w:uiPriority="99" w:name="Body Text Indent"/>
     <w:lsdException w:uiPriority="99" w:name="List Continue"/>
@@ -9178,7 +9824,7 @@
     <w:lsdException w:uiPriority="99" w:name="Document Map"/>
     <w:lsdException w:uiPriority="99" w:name="Plain Text"/>
     <w:lsdException w:uiPriority="99" w:name="E-mail Signature"/>
-    <w:lsdException w:uiPriority="99" w:name="Normal (Web)"/>
+    <w:lsdException w:qFormat="1" w:uiPriority="99" w:name="Normal (Web)"/>
     <w:lsdException w:uiPriority="99" w:name="HTML Acronym"/>
     <w:lsdException w:uiPriority="99" w:name="HTML Address"/>
     <w:lsdException w:uiPriority="99" w:name="HTML Cite"/>
@@ -9189,7 +9835,7 @@
     <w:lsdException w:uiPriority="99" w:name="HTML Sample"/>
     <w:lsdException w:uiPriority="99" w:name="HTML Typewriter"/>
     <w:lsdException w:uiPriority="99" w:name="HTML Variable"/>
-    <w:lsdException w:uiPriority="99" w:name="Normal Table"/>
+    <w:lsdException w:qFormat="1" w:uiPriority="99" w:name="Normal Table"/>
     <w:lsdException w:uiPriority="99" w:name="annotation subject"/>
     <w:lsdException w:uiPriority="99" w:name="Table Simple 1"/>
     <w:lsdException w:uiPriority="99" w:name="Table Simple 2"/>
@@ -9234,7 +9880,7 @@
     <w:lsdException w:uiPriority="99" w:name="Table Web 2"/>
     <w:lsdException w:uiPriority="99" w:name="Table Web 3"/>
     <w:lsdException w:uiPriority="99" w:name="Balloon Text"/>
-    <w:lsdException w:unhideWhenUsed="0" w:uiPriority="39" w:semiHidden="0" w:name="Table Grid"/>
+    <w:lsdException w:qFormat="1" w:unhideWhenUsed="0" w:uiPriority="39" w:semiHidden="0" w:name="Table Grid"/>
     <w:lsdException w:uiPriority="99" w:name="Table Theme"/>
     <w:lsdException w:unhideWhenUsed="0" w:uiPriority="60" w:semiHidden="0" w:name="Light Shading"/>
     <w:lsdException w:unhideWhenUsed="0" w:uiPriority="61" w:semiHidden="0" w:name="Light List"/>
@@ -9383,12 +10029,14 @@
     <w:name w:val="Default Paragraph Font"/>
     <w:semiHidden/>
     <w:unhideWhenUsed/>
+    <w:qFormat/>
     <w:uiPriority w:val="1"/>
   </w:style>
   <w:style w:type="table" w:default="1" w:styleId="8">
     <w:name w:val="Normal Table"/>
     <w:semiHidden/>
     <w:unhideWhenUsed/>
+    <w:qFormat/>
     <w:uiPriority w:val="99"/>
     <w:tblPr>
       <w:tblCellMar>
@@ -9481,14 +10129,23 @@
     <w:basedOn w:val="1"/>
     <w:semiHidden/>
     <w:unhideWhenUsed/>
+    <w:qFormat/>
     <w:uiPriority w:val="99"/>
+    <w:pPr>
+      <w:spacing w:before="0" w:beforeAutospacing="1" w:after="0" w:afterAutospacing="1"/>
+      <w:ind w:left="0" w:right="0"/>
+      <w:jc w:val="left"/>
+    </w:pPr>
     <w:rPr>
+      <w:kern w:val="0"/>
       <w:sz w:val="24"/>
+      <w:lang w:val="en-US" w:eastAsia="zh-CN" w:bidi="ar"/>
     </w:rPr>
   </w:style>
   <w:style w:type="table" w:styleId="9">
     <w:name w:val="Table Grid"/>
     <w:basedOn w:val="8"/>
+    <w:qFormat/>
     <w:uiPriority w:val="39"/>
     <w:tblPr>
       <w:tblBorders>
